--- a/사용설명서.docx
+++ b/사용설명서.docx
@@ -52,7 +52,7 @@
         <w:spacing w:after="80"/>
         <w:jc w:val="center"/>
       </w:pPr>
-      <w:hyperlink w:history="1" r:id="rIdiubuogf9l5btvp8nmcqmo">
+      <w:hyperlink w:history="1" r:id="rIdevjrjrptshvqnxfnxl0vc">
         <w:r>
           <w:rPr>
             <w:rStyle w:val="Hyperlink"/>
@@ -72,7 +72,7 @@
           <w:sz w:val="20"/>
           <w:szCs w:val="20"/>
         </w:rPr>
-        <w:t xml:space="preserve">최종 업데이트: 2026-05-20</w:t>
+        <w:t xml:space="preserve">최종 업데이트: 2026-05-24</w:t>
       </w:r>
     </w:p>
     <w:p>
@@ -125,7 +125,7 @@
         <w:spacing w:after="120" w:line="312"/>
       </w:pPr>
       <w:r>
-        <w:t xml:space="preserve">ArQuant는 9명의 AI 에이전트(+ 운용지원실장 산하 팀장 3명, 뉴스 분류·큐레이터)가 협업하여 글로벌 지수·실시간 시황·3년치 일봉/수급·실시간 분봉·DART 공시·증권 속보를 종합 분석하고, 국내주식·해외주식·국내채권·펀드 보유분을 통합 관리하며 한국투자증권(KIS) OpenAPI로 실거래를 수행하는 자동매매 시스템입니다.</w:t>
+        <w:t xml:space="preserve">ArQuant는 8명의 AI 에이전트(+뉴스 분류·큐레이터)가 협업하여 글로벌 지수·실시간 시황·3년치 일봉/수급·분봉·DART 공시·증권 속보를 종합 분석하고, 국내주식·해외주식 보유분을 통합 관리하며 한국투자증권(KIS) OpenAPI로 실거래를 수행하는 자동매매 시스템입니다.</w:t>
       </w:r>
     </w:p>
     <w:p>
@@ -154,7 +154,7 @@
         <w:spacing w:after="80" w:line="300"/>
       </w:pPr>
       <w:r>
-        <w:t xml:space="preserve">장이 열려 있는 동안 1시간 주기 + 개장 순간에 2패스 분석 사이클을 자동 수행합니다.</w:t>
+        <w:t xml:space="preserve">장이 열려 있는 동안 1시간 주기 + 개장 순간에 분석 사이클을 자동 수행합니다(2패스 종목 선정).</w:t>
       </w:r>
     </w:p>
     <w:p>
@@ -167,7 +167,7 @@
         <w:spacing w:after="80" w:line="300"/>
       </w:pPr>
       <w:r>
-        <w:t xml:space="preserve">뉴스를 10분마다 수집하고 한국/미국/공통으로 자동 분류합니다.</w:t>
+        <w:t xml:space="preserve">뉴스를 약 15분마다 수집하고 한국/미국/공통으로 자동 분류합니다.</w:t>
       </w:r>
     </w:p>
     <w:p>
@@ -206,7 +206,7 @@
         <w:spacing w:after="80" w:line="300"/>
       </w:pPr>
       <w:r>
-        <w:t xml:space="preserve">모든 의사결정·체결 결과를 한국어로 보고하고 화면에 기록합니다.</w:t>
+        <w:t xml:space="preserve">모든 의사결정·체결 결과를 한국어로 보고하고 화면·모바일 알림으로 전달합니다.</w:t>
       </w:r>
     </w:p>
     <w:p>
@@ -225,7 +225,7 @@
         <w:t xml:space="preserve">핵심  </w:t>
       </w:r>
       <w:r>
-        <w:t xml:space="preserve">사용자가 매번 종목을 고를 필요가 없습니다. 전략 프리셋과 위험 한도를 정해두면 나머지는 AI가 처리합니다.</w:t>
+        <w:t xml:space="preserve">사용자가 매번 종목을 고를 필요가 없습니다. 전략 프리셋과 위험 한도를 정해두면 나머지는 AI 팀이 처리합니다. 기본 전략은 ‘균형형’이며 실거래로 동작합니다.</w:t>
       </w:r>
     </w:p>
     <w:p>
@@ -241,7 +241,7 @@
         <w:spacing w:after="120" w:line="312"/>
       </w:pPr>
       <w:r>
-        <w:t xml:space="preserve">회원가입 시 아래 정보가 필요합니다. OpenRouter API 키는 필수이며, KIS 키와 계좌번호가 있어야 실거래가 가능합니다.</w:t>
+        <w:t xml:space="preserve">회원가입 시 아래 정보가 필요합니다. OpenRouter API 키는 필수이며, KIS 키와 계좌번호가 있어야 실거래가 가능합니다. (DART 공시 재심은 시스템이 자체 키로 자동 수행하므로 사용자가 따로 입력할 필요가 없습니다.)</w:t>
       </w:r>
     </w:p>
     <w:tbl>
@@ -682,7 +682,7 @@
                 <w:sz w:val="19"/>
                 <w:szCs w:val="19"/>
               </w:rPr>
-              <w:t xml:space="preserve">Base URL</w:t>
+              <w:t xml:space="preserve">거래 환경</w:t>
             </w:r>
           </w:p>
         </w:tc>
@@ -746,102 +746,7 @@
                 <w:sz w:val="19"/>
                 <w:szCs w:val="19"/>
               </w:rPr>
-              <w:t xml:space="preserve">KIS 운영/모의 도메인</w:t>
-            </w:r>
-          </w:p>
-        </w:tc>
-      </w:tr>
-      <w:tr>
-        <w:tc>
-          <w:tcPr>
-            <w:tcW w:type="dxa" w:w="2600"/>
-            <w:tcBorders>
-              <w:top w:val="single" w:color="C9D3DF" w:sz="1"/>
-              <w:left w:val="single" w:color="C9D3DF" w:sz="1"/>
-              <w:bottom w:val="single" w:color="C9D3DF" w:sz="1"/>
-              <w:right w:val="single" w:color="C9D3DF" w:sz="1"/>
-            </w:tcBorders>
-            <w:tcMar>
-              <w:top w:type="dxa" w:w="60"/>
-              <w:left w:type="dxa" w:w="110"/>
-              <w:bottom w:type="dxa" w:w="60"/>
-              <w:right w:type="dxa" w:w="110"/>
-            </w:tcMar>
-          </w:tcPr>
-          <w:p>
-            <w:pPr>
-              <w:spacing w:after="0" w:line="276"/>
-            </w:pPr>
-            <w:r>
-              <w:rPr>
-                <w:b w:val="false"/>
-                <w:bCs w:val="false"/>
-                <w:sz w:val="19"/>
-                <w:szCs w:val="19"/>
-              </w:rPr>
-              <w:t xml:space="preserve">DART API Key</w:t>
-            </w:r>
-          </w:p>
-        </w:tc>
-        <w:tc>
-          <w:tcPr>
-            <w:tcW w:type="dxa" w:w="1400"/>
-            <w:tcBorders>
-              <w:top w:val="single" w:color="C9D3DF" w:sz="1"/>
-              <w:left w:val="single" w:color="C9D3DF" w:sz="1"/>
-              <w:bottom w:val="single" w:color="C9D3DF" w:sz="1"/>
-              <w:right w:val="single" w:color="C9D3DF" w:sz="1"/>
-            </w:tcBorders>
-            <w:tcMar>
-              <w:top w:type="dxa" w:w="60"/>
-              <w:left w:type="dxa" w:w="110"/>
-              <w:bottom w:type="dxa" w:w="60"/>
-              <w:right w:type="dxa" w:w="110"/>
-            </w:tcMar>
-          </w:tcPr>
-          <w:p>
-            <w:pPr>
-              <w:spacing w:after="0" w:line="276"/>
-            </w:pPr>
-            <w:r>
-              <w:rPr>
-                <w:b w:val="false"/>
-                <w:bCs w:val="false"/>
-                <w:sz w:val="19"/>
-                <w:szCs w:val="19"/>
-              </w:rPr>
-              <w:t xml:space="preserve">선택</w:t>
-            </w:r>
-          </w:p>
-        </w:tc>
-        <w:tc>
-          <w:tcPr>
-            <w:tcW w:type="dxa" w:w="5360"/>
-            <w:tcBorders>
-              <w:top w:val="single" w:color="C9D3DF" w:sz="1"/>
-              <w:left w:val="single" w:color="C9D3DF" w:sz="1"/>
-              <w:bottom w:val="single" w:color="C9D3DF" w:sz="1"/>
-              <w:right w:val="single" w:color="C9D3DF" w:sz="1"/>
-            </w:tcBorders>
-            <w:tcMar>
-              <w:top w:type="dxa" w:w="60"/>
-              <w:left w:type="dxa" w:w="110"/>
-              <w:bottom w:type="dxa" w:w="60"/>
-              <w:right w:type="dxa" w:w="110"/>
-            </w:tcMar>
-          </w:tcPr>
-          <w:p>
-            <w:pPr>
-              <w:spacing w:after="0" w:line="276"/>
-            </w:pPr>
-            <w:r>
-              <w:rPr>
-                <w:b w:val="false"/>
-                <w:bCs w:val="false"/>
-                <w:sz w:val="19"/>
-                <w:szCs w:val="19"/>
-              </w:rPr>
-              <w:t xml:space="preserve">공시·재무 재심 (없으면 공시 분석 생략)</w:t>
+              <w:t xml:space="preserve">실전투자 / 모의투자 중 선택 (Base URL 자동 설정)</w:t>
             </w:r>
           </w:p>
         </w:tc>
@@ -863,7 +768,7 @@
         <w:t xml:space="preserve">비용 안내  </w:t>
       </w:r>
       <w:r>
-        <w:t xml:space="preserve">AI 분석은 OpenRouter 크레딧을 사용합니다. 균형형 기준 사이클 1회 약 $0.08–0.15, 일일 약 $2–5, 월 약 $60–150 수준입니다. 잔액은 화면의 💵 비용 배지를 눌러 확인하세요(11장).</w:t>
+        <w:t xml:space="preserve">AI 분석은 OpenRouter 크레딧을 사용합니다. 균형형 기준 사이클 1회 약 $0.08–0.15, 일일 약 $2–5, 월 약 $60–150 수준입니다. 잔액은 화면 우상단의 💵 비용 배지를 눌러 확인하세요(13장).</w:t>
       </w:r>
     </w:p>
     <w:p>
@@ -871,7 +776,7 @@
         <w:spacing w:after="120" w:line="312"/>
       </w:pPr>
       <w:r>
-        <w:t xml:space="preserve">아래 2.1~2.4는 위 키를 처음 발급받는 분을 위한 단계별 안내입니다. 발급한 키는 3장(회원가입) 화면에 그대로 붙여넣으면 됩니다. (각 사이트의 메뉴 이름은 바뀔 수 있으니, 굵게 표시한 동작 흐름과 주소를 기준으로 따라오세요.)</w:t>
+        <w:t xml:space="preserve">아래 2.1~2.2는 위 키를 처음 발급받는 분을 위한 단계별 안내입니다. 발급한 키는 3장(회원가입) 화면에 그대로 붙여넣으면 됩니다. (각 사이트의 메뉴 이름은 바뀔 수 있으니, 굵게 표시한 동작 흐름과 주소를 기준으로 따라오세요.)</w:t>
       </w:r>
     </w:p>
     <w:p>
@@ -913,7 +818,7 @@
       <w:r>
         <w:t xml:space="preserve">    → </w:t>
       </w:r>
-      <w:hyperlink w:history="1" r:id="rIdhlecrt53bmb0yogs0tpl2">
+      <w:hyperlink w:history="1" r:id="rIdapsoykljytjkrusd3s8mw">
         <w:r>
           <w:rPr>
             <w:rStyle w:val="Hyperlink"/>
@@ -945,7 +850,7 @@
       <w:r>
         <w:t xml:space="preserve">    → </w:t>
       </w:r>
-      <w:hyperlink w:history="1" r:id="rId2p3qycmaxffl_pphom4i0">
+      <w:hyperlink w:history="1" r:id="rIdmwm1p6m04igrdkvnor2pr">
         <w:r>
           <w:rPr>
             <w:rStyle w:val="Hyperlink"/>
@@ -967,7 +872,7 @@
         <w:spacing w:after="120" w:line="312"/>
       </w:pPr>
       <w:r>
-        <w:t xml:space="preserve">5) 화면에 표시된 키(sk-or-v1- 로 시작)를 즉시 복사합니다. 이 키는 다시 볼 수 없으니 메모장 등 안전한 곳에 보관하세요.</w:t>
+        <w:t xml:space="preserve">5) 화면에 표시된 키(sk-or-v1- 로 시작)를 즉시 복사합니다. 이 키는 다시 볼 수 없으니 안전한 곳에 보관하세요.</w:t>
       </w:r>
     </w:p>
     <w:p>
@@ -985,7 +890,7 @@
       <w:r>
         <w:t xml:space="preserve">    → </w:t>
       </w:r>
-      <w:hyperlink w:history="1" r:id="rIdjlqwpmz0xykfzvxndaonf">
+      <w:hyperlink w:history="1" r:id="rIdinboho48hr7nuh5izlntu">
         <w:r>
           <w:rPr>
             <w:rStyle w:val="Hyperlink"/>
@@ -1013,7 +918,7 @@
         <w:t xml:space="preserve">확인  </w:t>
       </w:r>
       <w:r>
-        <w:t xml:space="preserve">올바른 키는 sk-or-v1- 로 시작합니다. 크레딧이 0이 되면 AI 분석이 중단되며, 화면의 💵 배지를 누르면 잔액 확인·충전 페이지로 연결됩니다(11장).</w:t>
+        <w:t xml:space="preserve">올바른 키는 sk-or-v1- 로 시작합니다. 크레딧이 0이 되면 AI 분석이 중단되며, 화면의 💵 배지를 누르면 잔액 확인·충전 페이지로 연결됩니다(13장).</w:t>
       </w:r>
     </w:p>
     <w:p>
@@ -1055,7 +960,7 @@
       <w:r>
         <w:t xml:space="preserve">    → </w:t>
       </w:r>
-      <w:hyperlink w:history="1" r:id="rIdinmoxvfwhwyj2mk2-89pw">
+      <w:hyperlink w:history="1" r:id="rIdb7k9ny2yirzhz7torhr4c">
         <w:r>
           <w:rPr>
             <w:rStyle w:val="Hyperlink"/>
@@ -1093,332 +998,9 @@
         <w:spacing w:after="120" w:line="312"/>
       </w:pPr>
       <w:r>
-        <w:t xml:space="preserve">5) 거래할 한국투자증권 계좌번호를 준비합니다. 보통 ‘앞 8자리 + 상품 2자리 = 10자리’ 형태입니다(예: 5012345601). 명세서에 하이픈(-)이 있어도 회원가입 입력 시에는 숫자만 그대로 넣으면 됩니다.</w:t>
-      </w:r>
-    </w:p>
-    <w:p>
-      <w:pPr>
-        <w:spacing w:after="120" w:line="312"/>
-      </w:pPr>
-      <w:r>
-        <w:t xml:space="preserve">6) 사용 유형에 맞는 Base URL을 함께 입력해야 합니다.</w:t>
-      </w:r>
-    </w:p>
-    <w:tbl>
-      <w:tblPr>
-        <w:tblW w:type="dxa" w:w="9360"/>
-        <w:tblBorders>
-          <w:top w:val="single" w:color="auto" w:sz="4"/>
-          <w:left w:val="single" w:color="auto" w:sz="4"/>
-          <w:bottom w:val="single" w:color="auto" w:sz="4"/>
-          <w:right w:val="single" w:color="auto" w:sz="4"/>
-          <w:insideH w:val="single" w:color="auto" w:sz="4"/>
-          <w:insideV w:val="single" w:color="auto" w:sz="4"/>
-        </w:tblBorders>
-      </w:tblPr>
-      <w:tblGrid>
-        <w:gridCol w:w="2200"/>
-        <w:gridCol w:w="5160"/>
-        <w:gridCol w:w="2000"/>
-      </w:tblGrid>
-      <w:tr>
-        <w:trPr>
-          <w:tblHeader/>
-        </w:trPr>
-        <w:tc>
-          <w:tcPr>
-            <w:tcW w:type="dxa" w:w="2200"/>
-            <w:tcBorders>
-              <w:top w:val="single" w:color="C9D3DF" w:sz="1"/>
-              <w:left w:val="single" w:color="C9D3DF" w:sz="1"/>
-              <w:bottom w:val="single" w:color="C9D3DF" w:sz="1"/>
-              <w:right w:val="single" w:color="C9D3DF" w:sz="1"/>
-            </w:tcBorders>
-            <w:shd w:fill="1F3B57" w:val="clear"/>
-            <w:tcMar>
-              <w:top w:type="dxa" w:w="60"/>
-              <w:left w:type="dxa" w:w="110"/>
-              <w:bottom w:type="dxa" w:w="60"/>
-              <w:right w:type="dxa" w:w="110"/>
-            </w:tcMar>
-          </w:tcPr>
-          <w:p>
-            <w:pPr>
-              <w:spacing w:after="0" w:line="276"/>
-            </w:pPr>
-            <w:r>
-              <w:rPr>
-                <w:b/>
-                <w:bCs/>
-                <w:color w:val="FFFFFF"/>
-                <w:sz w:val="19"/>
-                <w:szCs w:val="19"/>
-              </w:rPr>
-              <w:t xml:space="preserve">사용 유형</w:t>
-            </w:r>
-          </w:p>
-        </w:tc>
-        <w:tc>
-          <w:tcPr>
-            <w:tcW w:type="dxa" w:w="5160"/>
-            <w:tcBorders>
-              <w:top w:val="single" w:color="C9D3DF" w:sz="1"/>
-              <w:left w:val="single" w:color="C9D3DF" w:sz="1"/>
-              <w:bottom w:val="single" w:color="C9D3DF" w:sz="1"/>
-              <w:right w:val="single" w:color="C9D3DF" w:sz="1"/>
-            </w:tcBorders>
-            <w:shd w:fill="1F3B57" w:val="clear"/>
-            <w:tcMar>
-              <w:top w:type="dxa" w:w="60"/>
-              <w:left w:type="dxa" w:w="110"/>
-              <w:bottom w:type="dxa" w:w="60"/>
-              <w:right w:type="dxa" w:w="110"/>
-            </w:tcMar>
-          </w:tcPr>
-          <w:p>
-            <w:pPr>
-              <w:spacing w:after="0" w:line="276"/>
-            </w:pPr>
-            <w:r>
-              <w:rPr>
-                <w:b/>
-                <w:bCs/>
-                <w:color w:val="FFFFFF"/>
-                <w:sz w:val="19"/>
-                <w:szCs w:val="19"/>
-              </w:rPr>
-              <w:t xml:space="preserve">Base URL</w:t>
-            </w:r>
-          </w:p>
-        </w:tc>
-        <w:tc>
-          <w:tcPr>
-            <w:tcW w:type="dxa" w:w="2000"/>
-            <w:tcBorders>
-              <w:top w:val="single" w:color="C9D3DF" w:sz="1"/>
-              <w:left w:val="single" w:color="C9D3DF" w:sz="1"/>
-              <w:bottom w:val="single" w:color="C9D3DF" w:sz="1"/>
-              <w:right w:val="single" w:color="C9D3DF" w:sz="1"/>
-            </w:tcBorders>
-            <w:shd w:fill="1F3B57" w:val="clear"/>
-            <w:tcMar>
-              <w:top w:type="dxa" w:w="60"/>
-              <w:left w:type="dxa" w:w="110"/>
-              <w:bottom w:type="dxa" w:w="60"/>
-              <w:right w:type="dxa" w:w="110"/>
-            </w:tcMar>
-          </w:tcPr>
-          <w:p>
-            <w:pPr>
-              <w:spacing w:after="0" w:line="276"/>
-            </w:pPr>
-            <w:r>
-              <w:rPr>
-                <w:b/>
-                <w:bCs/>
-                <w:color w:val="FFFFFF"/>
-                <w:sz w:val="19"/>
-                <w:szCs w:val="19"/>
-              </w:rPr>
-              <w:t xml:space="preserve">비고</w:t>
-            </w:r>
-          </w:p>
-        </w:tc>
-      </w:tr>
-      <w:tr>
-        <w:tc>
-          <w:tcPr>
-            <w:tcW w:type="dxa" w:w="2200"/>
-            <w:tcBorders>
-              <w:top w:val="single" w:color="C9D3DF" w:sz="1"/>
-              <w:left w:val="single" w:color="C9D3DF" w:sz="1"/>
-              <w:bottom w:val="single" w:color="C9D3DF" w:sz="1"/>
-              <w:right w:val="single" w:color="C9D3DF" w:sz="1"/>
-            </w:tcBorders>
-            <w:tcMar>
-              <w:top w:type="dxa" w:w="60"/>
-              <w:left w:type="dxa" w:w="110"/>
-              <w:bottom w:type="dxa" w:w="60"/>
-              <w:right w:type="dxa" w:w="110"/>
-            </w:tcMar>
-          </w:tcPr>
-          <w:p>
-            <w:pPr>
-              <w:spacing w:after="0" w:line="276"/>
-            </w:pPr>
-            <w:r>
-              <w:rPr>
-                <w:b w:val="false"/>
-                <w:bCs w:val="false"/>
-                <w:sz w:val="19"/>
-                <w:szCs w:val="19"/>
-              </w:rPr>
-              <w:t xml:space="preserve">모의투자(권장 시작)</w:t>
-            </w:r>
-          </w:p>
-        </w:tc>
-        <w:tc>
-          <w:tcPr>
-            <w:tcW w:type="dxa" w:w="5160"/>
-            <w:tcBorders>
-              <w:top w:val="single" w:color="C9D3DF" w:sz="1"/>
-              <w:left w:val="single" w:color="C9D3DF" w:sz="1"/>
-              <w:bottom w:val="single" w:color="C9D3DF" w:sz="1"/>
-              <w:right w:val="single" w:color="C9D3DF" w:sz="1"/>
-            </w:tcBorders>
-            <w:tcMar>
-              <w:top w:type="dxa" w:w="60"/>
-              <w:left w:type="dxa" w:w="110"/>
-              <w:bottom w:type="dxa" w:w="60"/>
-              <w:right w:type="dxa" w:w="110"/>
-            </w:tcMar>
-          </w:tcPr>
-          <w:p>
-            <w:pPr>
-              <w:spacing w:after="0" w:line="276"/>
-            </w:pPr>
-            <w:r>
-              <w:rPr>
-                <w:b w:val="false"/>
-                <w:bCs w:val="false"/>
-                <w:sz w:val="19"/>
-                <w:szCs w:val="19"/>
-              </w:rPr>
-              <w:t xml:space="preserve">https://openapivts.koreainvestment.com:29443</w:t>
-            </w:r>
-          </w:p>
-        </w:tc>
-        <w:tc>
-          <w:tcPr>
-            <w:tcW w:type="dxa" w:w="2000"/>
-            <w:tcBorders>
-              <w:top w:val="single" w:color="C9D3DF" w:sz="1"/>
-              <w:left w:val="single" w:color="C9D3DF" w:sz="1"/>
-              <w:bottom w:val="single" w:color="C9D3DF" w:sz="1"/>
-              <w:right w:val="single" w:color="C9D3DF" w:sz="1"/>
-            </w:tcBorders>
-            <w:tcMar>
-              <w:top w:type="dxa" w:w="60"/>
-              <w:left w:type="dxa" w:w="110"/>
-              <w:bottom w:type="dxa" w:w="60"/>
-              <w:right w:type="dxa" w:w="110"/>
-            </w:tcMar>
-          </w:tcPr>
-          <w:p>
-            <w:pPr>
-              <w:spacing w:after="0" w:line="276"/>
-            </w:pPr>
-            <w:r>
-              <w:rPr>
-                <w:b w:val="false"/>
-                <w:bCs w:val="false"/>
-                <w:sz w:val="19"/>
-                <w:szCs w:val="19"/>
-              </w:rPr>
-              <w:t xml:space="preserve">가짜 돈 — 안전 검증용</w:t>
-            </w:r>
-          </w:p>
-        </w:tc>
-      </w:tr>
-      <w:tr>
-        <w:tc>
-          <w:tcPr>
-            <w:tcW w:type="dxa" w:w="2200"/>
-            <w:tcBorders>
-              <w:top w:val="single" w:color="C9D3DF" w:sz="1"/>
-              <w:left w:val="single" w:color="C9D3DF" w:sz="1"/>
-              <w:bottom w:val="single" w:color="C9D3DF" w:sz="1"/>
-              <w:right w:val="single" w:color="C9D3DF" w:sz="1"/>
-            </w:tcBorders>
-            <w:shd w:fill="EEF3F8" w:val="clear"/>
-            <w:tcMar>
-              <w:top w:type="dxa" w:w="60"/>
-              <w:left w:type="dxa" w:w="110"/>
-              <w:bottom w:type="dxa" w:w="60"/>
-              <w:right w:type="dxa" w:w="110"/>
-            </w:tcMar>
-          </w:tcPr>
-          <w:p>
-            <w:pPr>
-              <w:spacing w:after="0" w:line="276"/>
-            </w:pPr>
-            <w:r>
-              <w:rPr>
-                <w:b w:val="false"/>
-                <w:bCs w:val="false"/>
-                <w:sz w:val="19"/>
-                <w:szCs w:val="19"/>
-              </w:rPr>
-              <w:t xml:space="preserve">실전투자</w:t>
-            </w:r>
-          </w:p>
-        </w:tc>
-        <w:tc>
-          <w:tcPr>
-            <w:tcW w:type="dxa" w:w="5160"/>
-            <w:tcBorders>
-              <w:top w:val="single" w:color="C9D3DF" w:sz="1"/>
-              <w:left w:val="single" w:color="C9D3DF" w:sz="1"/>
-              <w:bottom w:val="single" w:color="C9D3DF" w:sz="1"/>
-              <w:right w:val="single" w:color="C9D3DF" w:sz="1"/>
-            </w:tcBorders>
-            <w:shd w:fill="EEF3F8" w:val="clear"/>
-            <w:tcMar>
-              <w:top w:type="dxa" w:w="60"/>
-              <w:left w:type="dxa" w:w="110"/>
-              <w:bottom w:type="dxa" w:w="60"/>
-              <w:right w:type="dxa" w:w="110"/>
-            </w:tcMar>
-          </w:tcPr>
-          <w:p>
-            <w:pPr>
-              <w:spacing w:after="0" w:line="276"/>
-            </w:pPr>
-            <w:r>
-              <w:rPr>
-                <w:b w:val="false"/>
-                <w:bCs w:val="false"/>
-                <w:sz w:val="19"/>
-                <w:szCs w:val="19"/>
-              </w:rPr>
-              <w:t xml:space="preserve">https://openapi.koreainvestment.com:9443</w:t>
-            </w:r>
-          </w:p>
-        </w:tc>
-        <w:tc>
-          <w:tcPr>
-            <w:tcW w:type="dxa" w:w="2000"/>
-            <w:tcBorders>
-              <w:top w:val="single" w:color="C9D3DF" w:sz="1"/>
-              <w:left w:val="single" w:color="C9D3DF" w:sz="1"/>
-              <w:bottom w:val="single" w:color="C9D3DF" w:sz="1"/>
-              <w:right w:val="single" w:color="C9D3DF" w:sz="1"/>
-            </w:tcBorders>
-            <w:shd w:fill="EEF3F8" w:val="clear"/>
-            <w:tcMar>
-              <w:top w:type="dxa" w:w="60"/>
-              <w:left w:type="dxa" w:w="110"/>
-              <w:bottom w:type="dxa" w:w="60"/>
-              <w:right w:type="dxa" w:w="110"/>
-            </w:tcMar>
-          </w:tcPr>
-          <w:p>
-            <w:pPr>
-              <w:spacing w:after="0" w:line="276"/>
-            </w:pPr>
-            <w:r>
-              <w:rPr>
-                <w:b w:val="false"/>
-                <w:bCs w:val="false"/>
-                <w:sz w:val="19"/>
-                <w:szCs w:val="19"/>
-              </w:rPr>
-              <w:t xml:space="preserve">실제 체결 — 손실 가능</w:t>
-            </w:r>
-          </w:p>
-        </w:tc>
-      </w:tr>
-    </w:tbl>
+        <w:t xml:space="preserve">5) 거래할 한국투자증권 계좌번호를 준비합니다. 보통 ‘앞 8자리 + 상품 2자리 = 10자리’ 형태입니다(예: 12345678-01). 회원가입 화면에는 예시 형식 그대로 넣으면 됩니다.</w:t>
+      </w:r>
+    </w:p>
     <w:p>
       <w:pPr>
         <w:pBdr>
@@ -1435,7 +1017,23 @@
         <w:t xml:space="preserve">매우 중요  </w:t>
       </w:r>
       <w:r>
-        <w:t xml:space="preserve">모의투자 키와 실전투자 키는 서로 다릅니다. 키 종류와 Base URL을 반드시 같은 유형으로 맞추세요. 모의 키에 실전 URL을 넣으면 로그인은 되는데 주문이 계속 실패합니다. App Secret은 비밀번호와 같으니 절대 타인과 공유하지 마세요.</w:t>
+        <w:t xml:space="preserve">모의투자 키와 실전투자 키는 서로 다릅니다. 회원가입 시 ‘거래 환경’을 키 종류와 똑같이(실전/모의) 골라야 합니다. Base URL은 거래 환경 선택에 따라 자동 설정되므로 직접 입력할 필요가 없습니다. 모의 키로 실전 환경을 고르면 로그인은 되는데 주문이 계속 실패합니다. App Secret은 비밀번호와 같으니 절대 타인과 공유하지 마세요(계정 복구의 본인확인에도 쓰입니다).</w:t>
+      </w:r>
+    </w:p>
+    <w:p>
+      <w:pPr>
+        <w:pStyle w:val="Heading1"/>
+      </w:pPr>
+      <w:r>
+        <w:t xml:space="preserve">3. 회원가입 · 로그인 · 계정 복구</w:t>
+      </w:r>
+    </w:p>
+    <w:p>
+      <w:pPr>
+        <w:spacing w:after="120" w:line="312"/>
+      </w:pPr>
+      <w:r>
+        <w:t xml:space="preserve">처음 접속하면 로그인 화면이 뜹니다. 상단에 ‘로그인 / 최초 등록’ 탭이 있습니다. 비밀번호는 복호화 불가능한 해시(argon2id)로만 저장됩니다.</w:t>
       </w:r>
     </w:p>
     <w:p>
@@ -1443,7 +1041,7 @@
         <w:pStyle w:val="Heading2"/>
       </w:pPr>
       <w:r>
-        <w:t xml:space="preserve">2.3 OpenDART API 키 발급 (선택 — 공시·재무 재심)</w:t>
+        <w:t xml:space="preserve">3.1 최초 등록</w:t>
       </w:r>
     </w:p>
     <w:p>
@@ -1451,106 +1049,7 @@
         <w:spacing w:after="120" w:line="312"/>
       </w:pPr>
       <w:r>
-        <w:t xml:space="preserve">금융감독원 전자공시(DART)의 공시·재무제표를 읽어 매수 종목을 2차로 재심하는 데 사용합니다. 없어도 작동하지만, 공시·재무 기반 안전 점검이 생략됩니다. 무료이므로 발급을 권장합니다.</w:t>
-      </w:r>
-    </w:p>
-    <w:p>
-      <w:pPr>
-        <w:spacing w:after="120" w:line="312"/>
-        <w:rPr>
-          <w:b/>
-          <w:bCs/>
-        </w:rPr>
-      </w:pPr>
-      <w:r>
-        <w:rPr>
-          <w:b/>
-          <w:bCs/>
-        </w:rPr>
-        <w:t xml:space="preserve">1) 아래 OpenDART 사이트에 접속합니다.</w:t>
-      </w:r>
-    </w:p>
-    <w:p>
-      <w:pPr>
-        <w:spacing w:after="120" w:line="312"/>
-      </w:pPr>
-      <w:r>
-        <w:t xml:space="preserve">    → </w:t>
-      </w:r>
-      <w:hyperlink w:history="1" r:id="rIdgvb6nlntjsbbwu5ptxt3b">
-        <w:r>
-          <w:rPr>
-            <w:rStyle w:val="Hyperlink"/>
-          </w:rPr>
-          <w:t xml:space="preserve">https://opendart.fss.or.kr</w:t>
-        </w:r>
-      </w:hyperlink>
-    </w:p>
-    <w:p>
-      <w:pPr>
-        <w:spacing w:after="120" w:line="312"/>
-      </w:pPr>
-      <w:r>
-        <w:t xml:space="preserve">2) ‘인증키 신청/관리’ → ‘인증키 신청’으로 이동합니다.</w:t>
-      </w:r>
-    </w:p>
-    <w:p>
-      <w:pPr>
-        <w:spacing w:after="120" w:line="312"/>
-      </w:pPr>
-      <w:r>
-        <w:t xml:space="preserve">3) 이름·이메일 등 기본 정보를 입력하고 신청합니다.</w:t>
-      </w:r>
-    </w:p>
-    <w:p>
-      <w:pPr>
-        <w:spacing w:after="120" w:line="312"/>
-      </w:pPr>
-      <w:r>
-        <w:t xml:space="preserve">4) 입력한 이메일로 발급되는 인증키(영문·숫자 40자리)를 확인해 복사합니다(대개 즉시~수 분 내 수신).</w:t>
-      </w:r>
-    </w:p>
-    <w:p>
-      <w:pPr>
-        <w:spacing w:after="120" w:line="312"/>
-      </w:pPr>
-      <w:r>
-        <w:t xml:space="preserve">5) 이후 ‘오픈API 이용현황’에서 키를 다시 확인할 수 있으며, 일일 호출 한도(2만 건)까지 무료입니다.</w:t>
-      </w:r>
-    </w:p>
-    <w:p>
-      <w:pPr>
-        <w:pBdr>
-          <w:left w:val="single" w:color="E0A300" w:sz="18" w:space="8"/>
-        </w:pBdr>
-        <w:shd w:fill="FFF6E0" w:val="clear"/>
-        <w:spacing w:after="160" w:before="80" w:line="300"/>
-      </w:pPr>
-      <w:r>
-        <w:rPr>
-          <w:b/>
-          <w:bCs/>
-        </w:rPr>
-        <w:t xml:space="preserve">참고  </w:t>
-      </w:r>
-      <w:r>
-        <w:t xml:space="preserve">DART 키가 없으면 회원가입 시 비워두면 됩니다. 시스템은 정상 작동하되 공시·재무 재심 단계만 건너뜁니다(추후 추가 입력 가능).</w:t>
-      </w:r>
-    </w:p>
-    <w:p>
-      <w:pPr>
-        <w:pStyle w:val="Heading2"/>
-      </w:pPr>
-      <w:r>
-        <w:t xml:space="preserve">2.4 발급한 키를 ArQuant에 입력하기</w:t>
-      </w:r>
-    </w:p>
-    <w:p>
-      <w:pPr>
-        <w:spacing w:after="120" w:line="312"/>
-      </w:pPr>
-      <w:r>
-        <w:t xml:space="preserve">위에서 받은 값을 3장(회원가입) 화면의 해당 칸에 붙여넣습니다.</w:t>
+        <w:t xml:space="preserve">‘최초 등록’ 탭에서 아래 항목을 입력하고 ‘등록하고 시작’을 누릅니다.</w:t>
       </w:r>
     </w:p>
     <w:p>
@@ -1563,7 +1062,7 @@
         <w:spacing w:after="80" w:line="300"/>
       </w:pPr>
       <w:r>
-        <w:t xml:space="preserve">OpenRouter API Key — 필수. 없으면 가입은 되어도 분석이 동작하지 않습니다.</w:t>
+        <w:t xml:space="preserve">아이디 — 3자 이상. 입력하면 실시간으로 중복 여부를 확인해 줍니다(✓ 사용 가능 / ✗ 이미 사용 중).</w:t>
       </w:r>
     </w:p>
     <w:p>
@@ -1576,7 +1075,7 @@
         <w:spacing w:after="80" w:line="300"/>
       </w:pPr>
       <w:r>
-        <w:t xml:space="preserve">KIS App Key / App Secret / 계좌번호 / Base URL — 실거래(또는 모의) 시 필수. 4개를 한 세트로 같은 유형(모의/실전)으로 맞춥니다.</w:t>
+        <w:t xml:space="preserve">비밀번호 — 10자 이상 + 특수문자 1개 이상(실시간 충족 여부 표시).</w:t>
       </w:r>
     </w:p>
     <w:p>
@@ -1589,155 +1088,7 @@
         <w:spacing w:after="80" w:line="300"/>
       </w:pPr>
       <w:r>
-        <w:t xml:space="preserve">DART API Key — 선택. 비워도 됩니다.</w:t>
-      </w:r>
-    </w:p>
-    <w:p>
-      <w:pPr>
-        <w:pBdr>
-          <w:left w:val="single" w:color="E0A300" w:sz="18" w:space="8"/>
-        </w:pBdr>
-        <w:shd w:fill="FFF6E0" w:val="clear"/>
-        <w:spacing w:after="160" w:before="80" w:line="300"/>
-      </w:pPr>
-      <w:r>
-        <w:rPr>
-          <w:b/>
-          <w:bCs/>
-        </w:rPr>
-        <w:t xml:space="preserve">안전한 시작  </w:t>
-      </w:r>
-      <w:r>
-        <w:t xml:space="preserve">처음에는 ‘모의투자 키 + 모의 Base URL’ 또는 ‘실전이라도 방어형/보수형 프리셋 + 아주 작은 예산 비율’로 시작해 며칠간 동작을 충분히 관찰한 뒤 점차 조정하세요. 입력한 비밀키는 서버에 암호화 저장되며 단말로 내려오지 않습니다.</w:t>
-      </w:r>
-    </w:p>
-    <w:p>
-      <w:pPr>
-        <w:pStyle w:val="Heading1"/>
-      </w:pPr>
-      <w:r>
-        <w:t xml:space="preserve">3. 회원가입 및 로그인</w:t>
-      </w:r>
-    </w:p>
-    <w:p>
-      <w:pPr>
-        <w:pStyle w:val="Heading2"/>
-      </w:pPr>
-      <w:r>
-        <w:t xml:space="preserve">3.1 최초 등록</w:t>
-      </w:r>
-    </w:p>
-    <w:p>
-      <w:pPr>
-        <w:pStyle w:val="ListParagraph"/>
-        <w:numPr>
-          <w:ilvl w:val="0"/>
-          <w:numId w:val="3"/>
-        </w:numPr>
-        <w:spacing w:after="80" w:line="300"/>
-      </w:pPr>
-      <w:r>
-        <w:t xml:space="preserve">접속 주소(https://arquant.ai-ve.uk) 또는 모바일 앱을 엽니다.</w:t>
-      </w:r>
-    </w:p>
-    <w:p>
-      <w:pPr>
-        <w:pStyle w:val="ListParagraph"/>
-        <w:numPr>
-          <w:ilvl w:val="0"/>
-          <w:numId w:val="3"/>
-        </w:numPr>
-        <w:spacing w:after="80" w:line="300"/>
-      </w:pPr>
-      <w:r>
-        <w:t xml:space="preserve">로그인 화면에서 ‘등록(회원가입)’으로 전환합니다.</w:t>
-      </w:r>
-    </w:p>
-    <w:p>
-      <w:pPr>
-        <w:pStyle w:val="ListParagraph"/>
-        <w:numPr>
-          <w:ilvl w:val="0"/>
-          <w:numId w:val="3"/>
-        </w:numPr>
-        <w:spacing w:after="80" w:line="300"/>
-      </w:pPr>
-      <w:r>
-        <w:t xml:space="preserve">아이디(3자 이상, 중복 확인) · 비밀번호(10자 이상 + 특수문자 1개 이상)를 입력합니다.</w:t>
-      </w:r>
-    </w:p>
-    <w:p>
-      <w:pPr>
-        <w:pStyle w:val="ListParagraph"/>
-        <w:numPr>
-          <w:ilvl w:val="0"/>
-          <w:numId w:val="3"/>
-        </w:numPr>
-        <w:spacing w:after="80" w:line="300"/>
-      </w:pPr>
-      <w:r>
-        <w:t xml:space="preserve">OpenRouter API Key(필수)와 KIS App Key/Secret·계좌번호·Base URL, 선택적으로 DART Key를 입력합니다.</w:t>
-      </w:r>
-    </w:p>
-    <w:p>
-      <w:pPr>
-        <w:pStyle w:val="ListParagraph"/>
-        <w:numPr>
-          <w:ilvl w:val="0"/>
-          <w:numId w:val="3"/>
-        </w:numPr>
-        <w:spacing w:after="80" w:line="300"/>
-      </w:pPr>
-      <w:r>
-        <w:t xml:space="preserve">등록을 완료하면 즉시 로그인되어 대시보드로 이동합니다.</w:t>
-      </w:r>
-    </w:p>
-    <w:p>
-      <w:pPr>
-        <w:pStyle w:val="Heading2"/>
-      </w:pPr>
-      <w:r>
-        <w:t xml:space="preserve">3.2 로그인</w:t>
-      </w:r>
-    </w:p>
-    <w:p>
-      <w:pPr>
-        <w:spacing w:after="120" w:line="312"/>
-      </w:pPr>
-      <w:r>
-        <w:t xml:space="preserve">이후로는 아이디와 비밀번호만으로 로그인합니다. 세션은 7일간 유지되며, 서버를 재시작하거나 코드를 갱신해도 계정과 로그인 상태는 보존됩니다.</w:t>
-      </w:r>
-    </w:p>
-    <w:p>
-      <w:pPr>
-        <w:pStyle w:val="Heading2"/>
-      </w:pPr>
-      <w:r>
-        <w:t xml:space="preserve">3.3 멀티 계정</w:t>
-      </w:r>
-    </w:p>
-    <w:p>
-      <w:pPr>
-        <w:spacing w:after="120" w:line="312"/>
-      </w:pPr>
-      <w:r>
-        <w:t xml:space="preserve">여러 계정을 등록할 수 있습니다. 단, 매매 봇은 단일 프로세스이므로 ‘활성 계정’ 1개만 봇을 점유합니다. 매매 루프가 도는 중 다른 계정으로 전환하면 안전을 위해 루프를 먼저 정지한 뒤 전환합니다.</w:t>
-      </w:r>
-    </w:p>
-    <w:p>
-      <w:pPr>
-        <w:pStyle w:val="Heading2"/>
-      </w:pPr>
-      <w:r>
-        <w:t xml:space="preserve">3.4 아이디·비밀번호 찾기 (계정 복구)</w:t>
-      </w:r>
-    </w:p>
-    <w:p>
-      <w:pPr>
-        <w:spacing w:after="120" w:line="312"/>
-      </w:pPr>
-      <w:r>
-        <w:t xml:space="preserve">아이디나 비밀번호를 잊었다면, 로그인 화면의 ‘아이디 찾기’ / ‘비밀번호 찾기’를 사용합니다. 본인만 알 수 있는 2가지 값으로 본인을 확인합니다 — 가입 시 입력한 한국투자증권 계좌번호와 KIS App Secret입니다(이메일·문자 인증 없음).</w:t>
+        <w:t xml:space="preserve">OpenRouter API Key — 필수.</w:t>
       </w:r>
     </w:p>
     <w:p>
@@ -1750,7 +1101,7 @@
         <w:spacing w:after="80" w:line="300"/>
       </w:pPr>
       <w:r>
-        <w:t xml:space="preserve">아이디 찾기: ‘한국투자증권 계좌번호’ + ‘KIS App Secret’을 입력하면 일치하는 아이디를 알려줍니다.</w:t>
+        <w:t xml:space="preserve">한국투자증권 App Key / App Secret — 거래 시 필요(선택 입력 가능).</w:t>
       </w:r>
     </w:p>
     <w:p>
@@ -1763,7 +1114,33 @@
         <w:spacing w:after="80" w:line="300"/>
       </w:pPr>
       <w:r>
-        <w:t xml:space="preserve">비밀번호 찾기(재설정): ‘아이디’ + ‘계좌번호’ + ‘KIS App Secret’이 모두 맞으면 새 비밀번호(10자 이상 + 특수문자 1개)를 바로 설정합니다.</w:t>
+        <w:t xml:space="preserve">한국투자증권 계좌번호 — 예: 12345678-01.</w:t>
+      </w:r>
+    </w:p>
+    <w:p>
+      <w:pPr>
+        <w:pStyle w:val="ListParagraph"/>
+        <w:numPr>
+          <w:ilvl w:val="0"/>
+          <w:numId w:val="2"/>
+        </w:numPr>
+        <w:spacing w:after="80" w:line="300"/>
+      </w:pPr>
+      <w:r>
+        <w:t xml:space="preserve">거래 환경 — ‘실전투자(실거래)’ 또는 ‘모의투자(페이퍼)’ 중 선택(Base URL 자동 설정).</w:t>
+      </w:r>
+    </w:p>
+    <w:p>
+      <w:pPr>
+        <w:pStyle w:val="ListParagraph"/>
+        <w:numPr>
+          <w:ilvl w:val="0"/>
+          <w:numId w:val="2"/>
+        </w:numPr>
+        <w:spacing w:after="80" w:line="300"/>
+      </w:pPr>
+      <w:r>
+        <w:t xml:space="preserve">이 기기에서 7일간 로그인 유지 — 체크하면 7일간 자동 로그인.</w:t>
       </w:r>
     </w:p>
     <w:p>
@@ -1779,10 +1156,68 @@
           <w:b/>
           <w:bCs/>
         </w:rPr>
-        <w:t xml:space="preserve">중요  </w:t>
-      </w:r>
-      <w:r>
-        <w:t xml:space="preserve">복구는 ‘계좌번호 + App Secret’ 2가지로만 가능합니다. 이 두 값(특히 App Secret)을 안전하게 보관하세요. 둘 다 모르면 계정을 복구할 수 없습니다. 시도 횟수에는 제한이 있어 잠시 후 다시 시도해야 할 수 있습니다.</w:t>
+        <w:t xml:space="preserve">DART는 입력 불필요  </w:t>
+      </w:r>
+      <w:r>
+        <w:t xml:space="preserve">예전과 달리 DART(공시) 키는 사용자가 입력하지 않습니다. 공시·재무 재심은 시스템이 자체 키로 자동 수행합니다.</w:t>
+      </w:r>
+    </w:p>
+    <w:p>
+      <w:pPr>
+        <w:pStyle w:val="Heading2"/>
+      </w:pPr>
+      <w:r>
+        <w:t xml:space="preserve">3.2 로그인</w:t>
+      </w:r>
+    </w:p>
+    <w:p>
+      <w:pPr>
+        <w:spacing w:after="120" w:line="312"/>
+      </w:pPr>
+      <w:r>
+        <w:t xml:space="preserve">등록한 아이디·비밀번호로 로그인합니다. ‘7일간 로그인 유지’를 체크하면 다시 로그인할 필요가 줄어듭니다. 로그인·등록·복구 시도에는 횟수 제한과 감사 기록이 적용됩니다.</w:t>
+      </w:r>
+    </w:p>
+    <w:p>
+      <w:pPr>
+        <w:pStyle w:val="Heading2"/>
+      </w:pPr>
+      <w:r>
+        <w:t xml:space="preserve">3.3 아이디·비밀번호 찾기 (계정 복구)</w:t>
+      </w:r>
+    </w:p>
+    <w:p>
+      <w:pPr>
+        <w:spacing w:after="120" w:line="312"/>
+      </w:pPr>
+      <w:r>
+        <w:t xml:space="preserve">로그인 화면의 ‘아이디/비밀번호를 잊으셨나요?’를 누르면 복구 패널이 열립니다. 이메일·문자 인증은 없으며, 가입 때 입력한 한국투자증권 정보로 본인을 확인합니다.</w:t>
+      </w:r>
+    </w:p>
+    <w:p>
+      <w:pPr>
+        <w:pStyle w:val="ListParagraph"/>
+        <w:numPr>
+          <w:ilvl w:val="0"/>
+          <w:numId w:val="2"/>
+        </w:numPr>
+        <w:spacing w:after="80" w:line="300"/>
+      </w:pPr>
+      <w:r>
+        <w:t xml:space="preserve">아이디 찾기 — ‘계좌번호 + App Secret’을 입력하면 등록된 아이디를 알려줍니다.</w:t>
+      </w:r>
+    </w:p>
+    <w:p>
+      <w:pPr>
+        <w:pStyle w:val="ListParagraph"/>
+        <w:numPr>
+          <w:ilvl w:val="0"/>
+          <w:numId w:val="2"/>
+        </w:numPr>
+        <w:spacing w:after="80" w:line="300"/>
+      </w:pPr>
+      <w:r>
+        <w:t xml:space="preserve">비밀번호 재설정 — ‘아이디 + 계좌번호 + App Secret + 새 비밀번호’를 입력하면 즉시 재설정됩니다.</w:t>
       </w:r>
     </w:p>
     <w:p>
@@ -1798,10 +1233,10 @@
           <w:b/>
           <w:bCs/>
         </w:rPr>
-        <w:t xml:space="preserve">보안  </w:t>
-      </w:r>
-      <w:r>
-        <w:t xml:space="preserve">API 비밀키는 서버에 Fernet 대칭 암호화로 저장되며 단말로 내려오지 않습니다. 복구는 키를 복호하지 않고 ‘블라인드 인덱스’ 대조로만 확인하므로, 서버도 입력값을 그대로 저장하지 않습니다.</w:t>
+        <w:t xml:space="preserve">보관 필수  </w:t>
+      </w:r>
+      <w:r>
+        <w:t xml:space="preserve">계좌번호와 App Secret이 곧 복구 열쇠입니다. 이 두 값을 바꾸면 이후 복구 시 새 값으로 입력해야 하니 꼭 기억해 두세요.</w:t>
       </w:r>
     </w:p>
     <w:p>
@@ -1817,7 +1252,7 @@
         <w:spacing w:after="120" w:line="312"/>
       </w:pPr>
       <w:r>
-        <w:t xml:space="preserve">상단바에는 좌측에 로고, 우측에 💵 API 비용 배지 · 프로필 버튼(내 계정 관리, 13장) · 🚪 로그아웃 버튼, 그리고 실행 상태 배지가 있습니다. 본문은 4개의 탭으로 구성됩니다.</w:t>
+        <w:t xml:space="preserve">상단바 좌측에 로고, 우측에 💵 API 비용 배지 · 👤 프로필 버튼(내 계정 관리, 15장)이 있습니다. 실행 상태 배지는 ‘에이전트 통신 로그’ 카드 헤더에 표시되고, ▶ 실행 / ⏹ 중지 / 지시 입력창 / ➤ 전송은 화면 하단의 컨트롤 바에 있습니다. 본문은 탭으로 구성됩니다.</w:t>
       </w:r>
     </w:p>
     <w:tbl>
@@ -1966,7 +1401,7 @@
                 <w:sz w:val="19"/>
                 <w:szCs w:val="19"/>
               </w:rPr>
-              <w:t xml:space="preserve">세션·시간·뉴스·다음 사이클·완료 사이클·실매매·전략·장 상태 + AI 통신 로그</w:t>
+              <w:t xml:space="preserve">세션·시간·뉴스·사이클·실매매·장 상태 + AI 통신 로그 + (PC) 에이전트 목록</w:t>
             </w:r>
           </w:p>
         </w:tc>
@@ -2032,7 +1467,7 @@
                 <w:sz w:val="19"/>
                 <w:szCs w:val="19"/>
               </w:rPr>
-              <w:t xml:space="preserve">평가금액 추이 차트 · 보유 종목/잔고 · 전체 거래 내역</w:t>
+              <w:t xml:space="preserve">누적수익 KPI 8종 + 누적수익 곡선(벤치마크 겹쳐보기)</w:t>
             </w:r>
           </w:p>
         </w:tc>
@@ -2065,7 +1500,7 @@
                 <w:sz w:val="19"/>
                 <w:szCs w:val="19"/>
               </w:rPr>
-              <w:t xml:space="preserve">📰 뉴스</w:t>
+              <w:t xml:space="preserve">💼 보유종목</w:t>
             </w:r>
           </w:p>
         </w:tc>
@@ -2096,7 +1531,7 @@
                 <w:sz w:val="19"/>
                 <w:szCs w:val="19"/>
               </w:rPr>
-              <w:t xml:space="preserve">수집된 증권 속보 (한국/미국/공통 필터)</w:t>
+              <w:t xml:space="preserve">예수금·총평가·보유 종목 + 전체 거래 내역(상세·FIFO)</w:t>
             </w:r>
           </w:p>
         </w:tc>
@@ -2130,6 +1565,71 @@
                 <w:sz w:val="19"/>
                 <w:szCs w:val="19"/>
               </w:rPr>
+              <w:t xml:space="preserve">📰 뉴스</w:t>
+            </w:r>
+          </w:p>
+        </w:tc>
+        <w:tc>
+          <w:tcPr>
+            <w:tcW w:type="dxa" w:w="7360"/>
+            <w:tcBorders>
+              <w:top w:val="single" w:color="C9D3DF" w:sz="1"/>
+              <w:left w:val="single" w:color="C9D3DF" w:sz="1"/>
+              <w:bottom w:val="single" w:color="C9D3DF" w:sz="1"/>
+              <w:right w:val="single" w:color="C9D3DF" w:sz="1"/>
+            </w:tcBorders>
+            <w:shd w:fill="EEF3F8" w:val="clear"/>
+            <w:tcMar>
+              <w:top w:type="dxa" w:w="60"/>
+              <w:left w:type="dxa" w:w="110"/>
+              <w:bottom w:type="dxa" w:w="60"/>
+              <w:right w:type="dxa" w:w="110"/>
+            </w:tcMar>
+          </w:tcPr>
+          <w:p>
+            <w:pPr>
+              <w:spacing w:after="0" w:line="276"/>
+            </w:pPr>
+            <w:r>
+              <w:rPr>
+                <w:b w:val="false"/>
+                <w:bCs w:val="false"/>
+                <w:sz w:val="19"/>
+                <w:szCs w:val="19"/>
+              </w:rPr>
+              <w:t xml:space="preserve">수집된 증권 속보 (한국/미국/공통 필터)</w:t>
+            </w:r>
+          </w:p>
+        </w:tc>
+      </w:tr>
+      <w:tr>
+        <w:tc>
+          <w:tcPr>
+            <w:tcW w:type="dxa" w:w="2000"/>
+            <w:tcBorders>
+              <w:top w:val="single" w:color="C9D3DF" w:sz="1"/>
+              <w:left w:val="single" w:color="C9D3DF" w:sz="1"/>
+              <w:bottom w:val="single" w:color="C9D3DF" w:sz="1"/>
+              <w:right w:val="single" w:color="C9D3DF" w:sz="1"/>
+            </w:tcBorders>
+            <w:tcMar>
+              <w:top w:type="dxa" w:w="60"/>
+              <w:left w:type="dxa" w:w="110"/>
+              <w:bottom w:type="dxa" w:w="60"/>
+              <w:right w:type="dxa" w:w="110"/>
+            </w:tcMar>
+          </w:tcPr>
+          <w:p>
+            <w:pPr>
+              <w:spacing w:after="0" w:line="276"/>
+            </w:pPr>
+            <w:r>
+              <w:rPr>
+                <w:b w:val="false"/>
+                <w:bCs w:val="false"/>
+                <w:sz w:val="19"/>
+                <w:szCs w:val="19"/>
+              </w:rPr>
               <w:t xml:space="preserve">⚙️ 전략</w:t>
             </w:r>
           </w:p>
@@ -2143,6 +1643,39 @@
               <w:bottom w:val="single" w:color="C9D3DF" w:sz="1"/>
               <w:right w:val="single" w:color="C9D3DF" w:sz="1"/>
             </w:tcBorders>
+            <w:tcMar>
+              <w:top w:type="dxa" w:w="60"/>
+              <w:left w:type="dxa" w:w="110"/>
+              <w:bottom w:type="dxa" w:w="60"/>
+              <w:right w:type="dxa" w:w="110"/>
+            </w:tcMar>
+          </w:tcPr>
+          <w:p>
+            <w:pPr>
+              <w:spacing w:after="0" w:line="276"/>
+            </w:pPr>
+            <w:r>
+              <w:rPr>
+                <w:b w:val="false"/>
+                <w:bCs w:val="false"/>
+                <w:sz w:val="19"/>
+                <w:szCs w:val="19"/>
+              </w:rPr>
+              <w:t xml:space="preserve">전략 프리셋 선택·적용 + 커스터마이즈 + 운용지원 ON/OFF</w:t>
+            </w:r>
+          </w:p>
+        </w:tc>
+      </w:tr>
+      <w:tr>
+        <w:tc>
+          <w:tcPr>
+            <w:tcW w:type="dxa" w:w="2000"/>
+            <w:tcBorders>
+              <w:top w:val="single" w:color="C9D3DF" w:sz="1"/>
+              <w:left w:val="single" w:color="C9D3DF" w:sz="1"/>
+              <w:bottom w:val="single" w:color="C9D3DF" w:sz="1"/>
+              <w:right w:val="single" w:color="C9D3DF" w:sz="1"/>
+            </w:tcBorders>
             <w:shd w:fill="EEF3F8" w:val="clear"/>
             <w:tcMar>
               <w:top w:type="dxa" w:w="60"/>
@@ -2162,7 +1695,39 @@
                 <w:sz w:val="19"/>
                 <w:szCs w:val="19"/>
               </w:rPr>
-              <w:t xml:space="preserve">전략 프리셋 선택·적용 + 커스터마이즈</w:t>
+              <w:t xml:space="preserve">🛡️ ADMIN</w:t>
+            </w:r>
+          </w:p>
+        </w:tc>
+        <w:tc>
+          <w:tcPr>
+            <w:tcW w:type="dxa" w:w="7360"/>
+            <w:tcBorders>
+              <w:top w:val="single" w:color="C9D3DF" w:sz="1"/>
+              <w:left w:val="single" w:color="C9D3DF" w:sz="1"/>
+              <w:bottom w:val="single" w:color="C9D3DF" w:sz="1"/>
+              <w:right w:val="single" w:color="C9D3DF" w:sz="1"/>
+            </w:tcBorders>
+            <w:shd w:fill="EEF3F8" w:val="clear"/>
+            <w:tcMar>
+              <w:top w:type="dxa" w:w="60"/>
+              <w:left w:type="dxa" w:w="110"/>
+              <w:bottom w:type="dxa" w:w="60"/>
+              <w:right w:type="dxa" w:w="110"/>
+            </w:tcMar>
+          </w:tcPr>
+          <w:p>
+            <w:pPr>
+              <w:spacing w:after="0" w:line="276"/>
+            </w:pPr>
+            <w:r>
+              <w:rPr>
+                <w:b w:val="false"/>
+                <w:bCs w:val="false"/>
+                <w:sz w:val="19"/>
+                <w:szCs w:val="19"/>
+              </w:rPr>
+              <w:t xml:space="preserve">관리자 전용 — 전역 설정·회원 관리·피드백 답글 (관리자에게만 노출)</w:t>
             </w:r>
           </w:p>
         </w:tc>
@@ -2170,10 +1735,29 @@
     </w:tbl>
     <w:p>
       <w:pPr>
+        <w:pBdr>
+          <w:left w:val="single" w:color="E0A300" w:sz="18" w:space="8"/>
+        </w:pBdr>
+        <w:shd w:fill="FFF6E0" w:val="clear"/>
+        <w:spacing w:after="160" w:before="80" w:line="300"/>
+      </w:pPr>
+      <w:r>
+        <w:rPr>
+          <w:b/>
+          <w:bCs/>
+        </w:rPr>
+        <w:t xml:space="preserve">프로필 버튼의 빨간 점  </w:t>
+      </w:r>
+      <w:r>
+        <w:t xml:space="preserve">👤 버튼이나 ‘피드백/버그 제보’ 옆에 빨간 점이 보이면, 보낸 피드백에 관리자(사장님) 답글이 달렸다는 뜻입니다(15.6 참고).</w:t>
+      </w:r>
+    </w:p>
+    <w:p>
+      <w:pPr>
         <w:pStyle w:val="Heading1"/>
       </w:pPr>
       <w:r>
-        <w:t xml:space="preserve">5. 기본 사용법 — 실행과 중지</w:t>
+        <w:t xml:space="preserve">5. 실행 · 중지와 거래 세션</w:t>
       </w:r>
     </w:p>
     <w:p>
@@ -2186,7 +1770,7 @@
         <w:spacing w:after="80" w:line="300"/>
       </w:pPr>
       <w:r>
-        <w:t xml:space="preserve">대시보드에서 ▶ 실행 을 누르면 무한 시장 감시 루프가 시작됩니다.</w:t>
+        <w:t xml:space="preserve">화면 하단 ▶ 실행 을 누르면 무한 시장 감시 루프가 시작됩니다.</w:t>
       </w:r>
     </w:p>
     <w:p>
@@ -2220,7 +1804,7 @@
         <w:spacing w:after="120" w:line="312"/>
       </w:pPr>
       <w:r>
-        <w:t xml:space="preserve">재접속하면 실행 버튼 상태가 서버와 자동 동기화됩니다. 서버 재시작 후에는 감시 루프가 멈춰 있을 수 있으니 필요 시 다시 ▶ 실행 을 눌러주세요.</w:t>
+        <w:t xml:space="preserve">재접속하면 실행 상태가 서버와 자동 동기화됩니다. 서버 재시작 후에는 감시 루프가 멈춰 있을 수 있으니 필요 시 다시 ▶ 실행 을 눌러주세요.</w:t>
       </w:r>
     </w:p>
     <w:p>
@@ -2268,6 +1852,14 @@
       </w:pPr>
       <w:r>
         <w:t xml:space="preserve">정기 — 장이 열려 있는 동안 1시간마다</w:t>
+      </w:r>
+    </w:p>
+    <w:p>
+      <w:pPr>
+        <w:spacing w:after="120" w:line="312"/>
+      </w:pPr>
+      <w:r>
+        <w:t xml:space="preserve">단, 다음 경우엔 사이클을 건너뜁니다: 직전 사이클이 5분 이내(중복 방지), 휴장일(아래 참고), 가용 예수금이 5,000원 미만(최저가 1주도 못 사므로 분석 비용만 듦).</w:t>
       </w:r>
     </w:p>
     <w:p>
@@ -2489,7 +2081,7 @@
                 <w:sz w:val="19"/>
                 <w:szCs w:val="19"/>
               </w:rPr>
-              <w:t xml:space="preserve">매크로 수집·전략 수립·개장 트리거</w:t>
+              <w:t xml:space="preserve">장 시작 전 매크로 수집·개장 트리거</w:t>
             </w:r>
           </w:p>
         </w:tc>
@@ -2883,6 +2475,25 @@
     </w:tbl>
     <w:p>
       <w:pPr>
+        <w:pBdr>
+          <w:left w:val="single" w:color="E0A300" w:sz="18" w:space="8"/>
+        </w:pBdr>
+        <w:shd w:fill="FFF6E0" w:val="clear"/>
+        <w:spacing w:after="160" w:before="80" w:line="300"/>
+      </w:pPr>
+      <w:r>
+        <w:rPr>
+          <w:b/>
+          <w:bCs/>
+        </w:rPr>
+        <w:t xml:space="preserve">휴장일 자동 확인  </w:t>
+      </w:r>
+      <w:r>
+        <w:t xml:space="preserve">주말은 당연히 거래하지 않습니다. 그 외 평일에는 개장 5분 후 한국투자증권 실시세(코스피 지수·대표 종목 당일 시세)로 ‘오늘 실제로 장이 열렸는지’를 한 번 확인합니다. 실제로 열렸으면 내장 휴장일 목록과 무관하게 정상 거래하고, 당일 시세가 없으면(미등록 임시휴장 포함) 그날은 자동으로 사이클을 건너뜁니다. 확인이 불가하면 기존 휴장일 목록으로 안전하게 판단합니다.</w:t>
+      </w:r>
+    </w:p>
+    <w:p>
+      <w:pPr>
         <w:pStyle w:val="Heading1"/>
       </w:pPr>
       <w:r>
@@ -2894,7 +2505,7 @@
         <w:spacing w:after="120" w:line="312"/>
       </w:pPr>
       <w:r>
-        <w:t xml:space="preserve">시스템의 현재 상태를 한눈에 보여줍니다: 현재 세션·KST 시간·감지된 뉴스 수·다음 사이클까지 남은 시간·완료 사이클 수·실매매 체결 수·활성 전략·장 상태(🟢 장중 / ⚪ 장외).</w:t>
+        <w:t xml:space="preserve">시스템의 현재 상태를 한눈에 보여줍니다. 상단 상태 카드(8종): 세션 · KST 시간 · 감지된 뉴스 수 · 다음 사이클까지 남은 시간 · 완료 사이클 수 · 실매매 체결 수 · 활성 전략 · 장 상태(🟢 장중 / ⚪ 장외). 모바일에서는 ‘전체 상태 보기’로 펼쳐 볼 수 있습니다.</w:t>
       </w:r>
     </w:p>
     <w:p>
@@ -2902,7 +2513,15 @@
         <w:spacing w:after="120" w:line="312"/>
       </w:pPr>
       <w:r>
-        <w:t xml:space="preserve">하단의 ‘에이전트 통신 로그’에는 각 AI(운용전략실장·계량분석팀장·뉴스분석팀장·트레이딩팀장·리스크관리실장·사후관리실장 등)의 분석과 결정이 한국어로 실시간 표시됩니다. 마크다운 잔여물은 자동 정리됩니다.</w:t>
+        <w:t xml:space="preserve">‘💬 에이전트 통신 로그’에는 각 AI의 분석·결정이 한국어로 실시간 표시됩니다(마크다운 표도 표로 렌더). 헤더의 실행 상태 배지로 현재 동작을 알 수 있고, ‘초기화’ 버튼으로 표시 로그를 비울 수 있습니다.</w:t>
+      </w:r>
+    </w:p>
+    <w:p>
+      <w:pPr>
+        <w:spacing w:after="120" w:line="312"/>
+      </w:pPr>
+      <w:r>
+        <w:t xml:space="preserve">PC 화면 왼쪽 ‘🏛️ 에이전트’ 목록의 이름을 누르면 하단 입력창에 ‘@이름 ’이 자동 입력되어 그 AI에게 바로 지시할 수 있습니다(11장). 모바일에서는 사이드바 대신 입력창의 @ 자동완성으로 호출합니다.</w:t>
       </w:r>
     </w:p>
     <w:p>
@@ -2915,10 +2534,523 @@
     </w:p>
     <w:p>
       <w:pPr>
+        <w:spacing w:after="120" w:line="312"/>
+      </w:pPr>
+      <w:r>
+        <w:t xml:space="preserve">운용 성과를 보여줍니다. 위쪽에 KPI 카드 8종이 있고, 아래에 누적수익 곡선이 있습니다.</w:t>
+      </w:r>
+    </w:p>
+    <w:p>
+      <w:pPr>
         <w:pStyle w:val="Heading2"/>
       </w:pPr>
       <w:r>
-        <w:t xml:space="preserve">7.1 평가금액 추이 차트</w:t>
+        <w:t xml:space="preserve">7.1 KPI 카드 (8종)</w:t>
+      </w:r>
+    </w:p>
+    <w:tbl>
+      <w:tblPr>
+        <w:tblW w:type="dxa" w:w="9360"/>
+        <w:tblBorders>
+          <w:top w:val="single" w:color="auto" w:sz="4"/>
+          <w:left w:val="single" w:color="auto" w:sz="4"/>
+          <w:bottom w:val="single" w:color="auto" w:sz="4"/>
+          <w:right w:val="single" w:color="auto" w:sz="4"/>
+          <w:insideH w:val="single" w:color="auto" w:sz="4"/>
+          <w:insideV w:val="single" w:color="auto" w:sz="4"/>
+        </w:tblBorders>
+      </w:tblPr>
+      <w:tblGrid>
+        <w:gridCol w:w="2600"/>
+        <w:gridCol w:w="6760"/>
+      </w:tblGrid>
+      <w:tr>
+        <w:trPr>
+          <w:tblHeader/>
+        </w:trPr>
+        <w:tc>
+          <w:tcPr>
+            <w:tcW w:type="dxa" w:w="2600"/>
+            <w:tcBorders>
+              <w:top w:val="single" w:color="C9D3DF" w:sz="1"/>
+              <w:left w:val="single" w:color="C9D3DF" w:sz="1"/>
+              <w:bottom w:val="single" w:color="C9D3DF" w:sz="1"/>
+              <w:right w:val="single" w:color="C9D3DF" w:sz="1"/>
+            </w:tcBorders>
+            <w:shd w:fill="1F3B57" w:val="clear"/>
+            <w:tcMar>
+              <w:top w:type="dxa" w:w="60"/>
+              <w:left w:type="dxa" w:w="110"/>
+              <w:bottom w:type="dxa" w:w="60"/>
+              <w:right w:type="dxa" w:w="110"/>
+            </w:tcMar>
+          </w:tcPr>
+          <w:p>
+            <w:pPr>
+              <w:spacing w:after="0" w:line="276"/>
+            </w:pPr>
+            <w:r>
+              <w:rPr>
+                <w:b/>
+                <w:bCs/>
+                <w:color w:val="FFFFFF"/>
+                <w:sz w:val="19"/>
+                <w:szCs w:val="19"/>
+              </w:rPr>
+              <w:t xml:space="preserve">카드</w:t>
+            </w:r>
+          </w:p>
+        </w:tc>
+        <w:tc>
+          <w:tcPr>
+            <w:tcW w:type="dxa" w:w="6760"/>
+            <w:tcBorders>
+              <w:top w:val="single" w:color="C9D3DF" w:sz="1"/>
+              <w:left w:val="single" w:color="C9D3DF" w:sz="1"/>
+              <w:bottom w:val="single" w:color="C9D3DF" w:sz="1"/>
+              <w:right w:val="single" w:color="C9D3DF" w:sz="1"/>
+            </w:tcBorders>
+            <w:shd w:fill="1F3B57" w:val="clear"/>
+            <w:tcMar>
+              <w:top w:type="dxa" w:w="60"/>
+              <w:left w:type="dxa" w:w="110"/>
+              <w:bottom w:type="dxa" w:w="60"/>
+              <w:right w:type="dxa" w:w="110"/>
+            </w:tcMar>
+          </w:tcPr>
+          <w:p>
+            <w:pPr>
+              <w:spacing w:after="0" w:line="276"/>
+            </w:pPr>
+            <w:r>
+              <w:rPr>
+                <w:b/>
+                <w:bCs/>
+                <w:color w:val="FFFFFF"/>
+                <w:sz w:val="19"/>
+                <w:szCs w:val="19"/>
+              </w:rPr>
+              <w:t xml:space="preserve">의미</w:t>
+            </w:r>
+          </w:p>
+        </w:tc>
+      </w:tr>
+      <w:tr>
+        <w:tc>
+          <w:tcPr>
+            <w:tcW w:type="dxa" w:w="2600"/>
+            <w:tcBorders>
+              <w:top w:val="single" w:color="C9D3DF" w:sz="1"/>
+              <w:left w:val="single" w:color="C9D3DF" w:sz="1"/>
+              <w:bottom w:val="single" w:color="C9D3DF" w:sz="1"/>
+              <w:right w:val="single" w:color="C9D3DF" w:sz="1"/>
+            </w:tcBorders>
+            <w:tcMar>
+              <w:top w:type="dxa" w:w="60"/>
+              <w:left w:type="dxa" w:w="110"/>
+              <w:bottom w:type="dxa" w:w="60"/>
+              <w:right w:type="dxa" w:w="110"/>
+            </w:tcMar>
+          </w:tcPr>
+          <w:p>
+            <w:pPr>
+              <w:spacing w:after="0" w:line="276"/>
+            </w:pPr>
+            <w:r>
+              <w:rPr>
+                <w:b w:val="false"/>
+                <w:bCs w:val="false"/>
+                <w:sz w:val="19"/>
+                <w:szCs w:val="19"/>
+              </w:rPr>
+              <w:t xml:space="preserve">누적 수익</w:t>
+            </w:r>
+          </w:p>
+        </w:tc>
+        <w:tc>
+          <w:tcPr>
+            <w:tcW w:type="dxa" w:w="6760"/>
+            <w:tcBorders>
+              <w:top w:val="single" w:color="C9D3DF" w:sz="1"/>
+              <w:left w:val="single" w:color="C9D3DF" w:sz="1"/>
+              <w:bottom w:val="single" w:color="C9D3DF" w:sz="1"/>
+              <w:right w:val="single" w:color="C9D3DF" w:sz="1"/>
+            </w:tcBorders>
+            <w:tcMar>
+              <w:top w:type="dxa" w:w="60"/>
+              <w:left w:type="dxa" w:w="110"/>
+              <w:bottom w:type="dxa" w:w="60"/>
+              <w:right w:type="dxa" w:w="110"/>
+            </w:tcMar>
+          </w:tcPr>
+          <w:p>
+            <w:pPr>
+              <w:spacing w:after="0" w:line="276"/>
+            </w:pPr>
+            <w:r>
+              <w:rPr>
+                <w:b w:val="false"/>
+                <w:bCs w:val="false"/>
+                <w:sz w:val="19"/>
+                <w:szCs w:val="19"/>
+              </w:rPr>
+              <w:t xml:space="preserve">운용 시작 이후 누적 손익(원/%)</w:t>
+            </w:r>
+          </w:p>
+        </w:tc>
+      </w:tr>
+      <w:tr>
+        <w:tc>
+          <w:tcPr>
+            <w:tcW w:type="dxa" w:w="2600"/>
+            <w:tcBorders>
+              <w:top w:val="single" w:color="C9D3DF" w:sz="1"/>
+              <w:left w:val="single" w:color="C9D3DF" w:sz="1"/>
+              <w:bottom w:val="single" w:color="C9D3DF" w:sz="1"/>
+              <w:right w:val="single" w:color="C9D3DF" w:sz="1"/>
+            </w:tcBorders>
+            <w:shd w:fill="EEF3F8" w:val="clear"/>
+            <w:tcMar>
+              <w:top w:type="dxa" w:w="60"/>
+              <w:left w:type="dxa" w:w="110"/>
+              <w:bottom w:type="dxa" w:w="60"/>
+              <w:right w:type="dxa" w:w="110"/>
+            </w:tcMar>
+          </w:tcPr>
+          <w:p>
+            <w:pPr>
+              <w:spacing w:after="0" w:line="276"/>
+            </w:pPr>
+            <w:r>
+              <w:rPr>
+                <w:b w:val="false"/>
+                <w:bCs w:val="false"/>
+                <w:sz w:val="19"/>
+                <w:szCs w:val="19"/>
+              </w:rPr>
+              <w:t xml:space="preserve">오늘 / 이번주 / 이번달</w:t>
+            </w:r>
+          </w:p>
+        </w:tc>
+        <w:tc>
+          <w:tcPr>
+            <w:tcW w:type="dxa" w:w="6760"/>
+            <w:tcBorders>
+              <w:top w:val="single" w:color="C9D3DF" w:sz="1"/>
+              <w:left w:val="single" w:color="C9D3DF" w:sz="1"/>
+              <w:bottom w:val="single" w:color="C9D3DF" w:sz="1"/>
+              <w:right w:val="single" w:color="C9D3DF" w:sz="1"/>
+            </w:tcBorders>
+            <w:shd w:fill="EEF3F8" w:val="clear"/>
+            <w:tcMar>
+              <w:top w:type="dxa" w:w="60"/>
+              <w:left w:type="dxa" w:w="110"/>
+              <w:bottom w:type="dxa" w:w="60"/>
+              <w:right w:type="dxa" w:w="110"/>
+            </w:tcMar>
+          </w:tcPr>
+          <w:p>
+            <w:pPr>
+              <w:spacing w:after="0" w:line="276"/>
+            </w:pPr>
+            <w:r>
+              <w:rPr>
+                <w:b w:val="false"/>
+                <w:bCs w:val="false"/>
+                <w:sz w:val="19"/>
+                <w:szCs w:val="19"/>
+              </w:rPr>
+              <w:t xml:space="preserve">각 기간 시작 대비 손익(원/%)</w:t>
+            </w:r>
+          </w:p>
+        </w:tc>
+      </w:tr>
+      <w:tr>
+        <w:tc>
+          <w:tcPr>
+            <w:tcW w:type="dxa" w:w="2600"/>
+            <w:tcBorders>
+              <w:top w:val="single" w:color="C9D3DF" w:sz="1"/>
+              <w:left w:val="single" w:color="C9D3DF" w:sz="1"/>
+              <w:bottom w:val="single" w:color="C9D3DF" w:sz="1"/>
+              <w:right w:val="single" w:color="C9D3DF" w:sz="1"/>
+            </w:tcBorders>
+            <w:tcMar>
+              <w:top w:type="dxa" w:w="60"/>
+              <w:left w:type="dxa" w:w="110"/>
+              <w:bottom w:type="dxa" w:w="60"/>
+              <w:right w:type="dxa" w:w="110"/>
+            </w:tcMar>
+          </w:tcPr>
+          <w:p>
+            <w:pPr>
+              <w:spacing w:after="0" w:line="276"/>
+            </w:pPr>
+            <w:r>
+              <w:rPr>
+                <w:b w:val="false"/>
+                <w:bCs w:val="false"/>
+                <w:sz w:val="19"/>
+                <w:szCs w:val="19"/>
+              </w:rPr>
+              <w:t xml:space="preserve">최대낙폭 (MDD)</w:t>
+            </w:r>
+          </w:p>
+        </w:tc>
+        <w:tc>
+          <w:tcPr>
+            <w:tcW w:type="dxa" w:w="6760"/>
+            <w:tcBorders>
+              <w:top w:val="single" w:color="C9D3DF" w:sz="1"/>
+              <w:left w:val="single" w:color="C9D3DF" w:sz="1"/>
+              <w:bottom w:val="single" w:color="C9D3DF" w:sz="1"/>
+              <w:right w:val="single" w:color="C9D3DF" w:sz="1"/>
+            </w:tcBorders>
+            <w:tcMar>
+              <w:top w:type="dxa" w:w="60"/>
+              <w:left w:type="dxa" w:w="110"/>
+              <w:bottom w:type="dxa" w:w="60"/>
+              <w:right w:type="dxa" w:w="110"/>
+            </w:tcMar>
+          </w:tcPr>
+          <w:p>
+            <w:pPr>
+              <w:spacing w:after="0" w:line="276"/>
+            </w:pPr>
+            <w:r>
+              <w:rPr>
+                <w:b w:val="false"/>
+                <w:bCs w:val="false"/>
+                <w:sz w:val="19"/>
+                <w:szCs w:val="19"/>
+              </w:rPr>
+              <w:t xml:space="preserve">고점 대비 최대 하락폭(%)</w:t>
+            </w:r>
+          </w:p>
+        </w:tc>
+      </w:tr>
+      <w:tr>
+        <w:tc>
+          <w:tcPr>
+            <w:tcW w:type="dxa" w:w="2600"/>
+            <w:tcBorders>
+              <w:top w:val="single" w:color="C9D3DF" w:sz="1"/>
+              <w:left w:val="single" w:color="C9D3DF" w:sz="1"/>
+              <w:bottom w:val="single" w:color="C9D3DF" w:sz="1"/>
+              <w:right w:val="single" w:color="C9D3DF" w:sz="1"/>
+            </w:tcBorders>
+            <w:shd w:fill="EEF3F8" w:val="clear"/>
+            <w:tcMar>
+              <w:top w:type="dxa" w:w="60"/>
+              <w:left w:type="dxa" w:w="110"/>
+              <w:bottom w:type="dxa" w:w="60"/>
+              <w:right w:type="dxa" w:w="110"/>
+            </w:tcMar>
+          </w:tcPr>
+          <w:p>
+            <w:pPr>
+              <w:spacing w:after="0" w:line="276"/>
+            </w:pPr>
+            <w:r>
+              <w:rPr>
+                <w:b w:val="false"/>
+                <w:bCs w:val="false"/>
+                <w:sz w:val="19"/>
+                <w:szCs w:val="19"/>
+              </w:rPr>
+              <w:t xml:space="preserve">승률</w:t>
+            </w:r>
+          </w:p>
+        </w:tc>
+        <w:tc>
+          <w:tcPr>
+            <w:tcW w:type="dxa" w:w="6760"/>
+            <w:tcBorders>
+              <w:top w:val="single" w:color="C9D3DF" w:sz="1"/>
+              <w:left w:val="single" w:color="C9D3DF" w:sz="1"/>
+              <w:bottom w:val="single" w:color="C9D3DF" w:sz="1"/>
+              <w:right w:val="single" w:color="C9D3DF" w:sz="1"/>
+            </w:tcBorders>
+            <w:shd w:fill="EEF3F8" w:val="clear"/>
+            <w:tcMar>
+              <w:top w:type="dxa" w:w="60"/>
+              <w:left w:type="dxa" w:w="110"/>
+              <w:bottom w:type="dxa" w:w="60"/>
+              <w:right w:type="dxa" w:w="110"/>
+            </w:tcMar>
+          </w:tcPr>
+          <w:p>
+            <w:pPr>
+              <w:spacing w:after="0" w:line="276"/>
+            </w:pPr>
+            <w:r>
+              <w:rPr>
+                <w:b w:val="false"/>
+                <w:bCs w:val="false"/>
+                <w:sz w:val="19"/>
+                <w:szCs w:val="19"/>
+              </w:rPr>
+              <w:t xml:space="preserve">매도 거래 중 이익으로 끝난 비율 (N승 / M매도)</w:t>
+            </w:r>
+          </w:p>
+        </w:tc>
+      </w:tr>
+      <w:tr>
+        <w:tc>
+          <w:tcPr>
+            <w:tcW w:type="dxa" w:w="2600"/>
+            <w:tcBorders>
+              <w:top w:val="single" w:color="C9D3DF" w:sz="1"/>
+              <w:left w:val="single" w:color="C9D3DF" w:sz="1"/>
+              <w:bottom w:val="single" w:color="C9D3DF" w:sz="1"/>
+              <w:right w:val="single" w:color="C9D3DF" w:sz="1"/>
+            </w:tcBorders>
+            <w:tcMar>
+              <w:top w:type="dxa" w:w="60"/>
+              <w:left w:type="dxa" w:w="110"/>
+              <w:bottom w:type="dxa" w:w="60"/>
+              <w:right w:type="dxa" w:w="110"/>
+            </w:tcMar>
+          </w:tcPr>
+          <w:p>
+            <w:pPr>
+              <w:spacing w:after="0" w:line="276"/>
+            </w:pPr>
+            <w:r>
+              <w:rPr>
+                <w:b w:val="false"/>
+                <w:bCs w:val="false"/>
+                <w:sz w:val="19"/>
+                <w:szCs w:val="19"/>
+              </w:rPr>
+              <w:t xml:space="preserve">평균 보유일</w:t>
+            </w:r>
+          </w:p>
+        </w:tc>
+        <w:tc>
+          <w:tcPr>
+            <w:tcW w:type="dxa" w:w="6760"/>
+            <w:tcBorders>
+              <w:top w:val="single" w:color="C9D3DF" w:sz="1"/>
+              <w:left w:val="single" w:color="C9D3DF" w:sz="1"/>
+              <w:bottom w:val="single" w:color="C9D3DF" w:sz="1"/>
+              <w:right w:val="single" w:color="C9D3DF" w:sz="1"/>
+            </w:tcBorders>
+            <w:tcMar>
+              <w:top w:type="dxa" w:w="60"/>
+              <w:left w:type="dxa" w:w="110"/>
+              <w:bottom w:type="dxa" w:w="60"/>
+              <w:right w:type="dxa" w:w="110"/>
+            </w:tcMar>
+          </w:tcPr>
+          <w:p>
+            <w:pPr>
+              <w:spacing w:after="0" w:line="276"/>
+            </w:pPr>
+            <w:r>
+              <w:rPr>
+                <w:b w:val="false"/>
+                <w:bCs w:val="false"/>
+                <w:sz w:val="19"/>
+                <w:szCs w:val="19"/>
+              </w:rPr>
+              <w:t xml:space="preserve">매수 → 매도까지 평균 보유 기간</w:t>
+            </w:r>
+          </w:p>
+        </w:tc>
+      </w:tr>
+      <w:tr>
+        <w:tc>
+          <w:tcPr>
+            <w:tcW w:type="dxa" w:w="2600"/>
+            <w:tcBorders>
+              <w:top w:val="single" w:color="C9D3DF" w:sz="1"/>
+              <w:left w:val="single" w:color="C9D3DF" w:sz="1"/>
+              <w:bottom w:val="single" w:color="C9D3DF" w:sz="1"/>
+              <w:right w:val="single" w:color="C9D3DF" w:sz="1"/>
+            </w:tcBorders>
+            <w:shd w:fill="EEF3F8" w:val="clear"/>
+            <w:tcMar>
+              <w:top w:type="dxa" w:w="60"/>
+              <w:left w:type="dxa" w:w="110"/>
+              <w:bottom w:type="dxa" w:w="60"/>
+              <w:right w:type="dxa" w:w="110"/>
+            </w:tcMar>
+          </w:tcPr>
+          <w:p>
+            <w:pPr>
+              <w:spacing w:after="0" w:line="276"/>
+            </w:pPr>
+            <w:r>
+              <w:rPr>
+                <w:b w:val="false"/>
+                <w:bCs w:val="false"/>
+                <w:sz w:val="19"/>
+                <w:szCs w:val="19"/>
+              </w:rPr>
+              <w:t xml:space="preserve">현재 평가액</w:t>
+            </w:r>
+          </w:p>
+        </w:tc>
+        <w:tc>
+          <w:tcPr>
+            <w:tcW w:type="dxa" w:w="6760"/>
+            <w:tcBorders>
+              <w:top w:val="single" w:color="C9D3DF" w:sz="1"/>
+              <w:left w:val="single" w:color="C9D3DF" w:sz="1"/>
+              <w:bottom w:val="single" w:color="C9D3DF" w:sz="1"/>
+              <w:right w:val="single" w:color="C9D3DF" w:sz="1"/>
+            </w:tcBorders>
+            <w:shd w:fill="EEF3F8" w:val="clear"/>
+            <w:tcMar>
+              <w:top w:type="dxa" w:w="60"/>
+              <w:left w:type="dxa" w:w="110"/>
+              <w:bottom w:type="dxa" w:w="60"/>
+              <w:right w:type="dxa" w:w="110"/>
+            </w:tcMar>
+          </w:tcPr>
+          <w:p>
+            <w:pPr>
+              <w:spacing w:after="0" w:line="276"/>
+            </w:pPr>
+            <w:r>
+              <w:rPr>
+                <w:b w:val="false"/>
+                <w:bCs w:val="false"/>
+                <w:sz w:val="19"/>
+                <w:szCs w:val="19"/>
+              </w:rPr>
+              <w:t xml:space="preserve">실계좌 총평가금액</w:t>
+            </w:r>
+          </w:p>
+        </w:tc>
+      </w:tr>
+    </w:tbl>
+    <w:p>
+      <w:pPr>
+        <w:pBdr>
+          <w:left w:val="single" w:color="E0A300" w:sz="18" w:space="8"/>
+        </w:pBdr>
+        <w:shd w:fill="FFF6E0" w:val="clear"/>
+        <w:spacing w:after="160" w:before="80" w:line="300"/>
+      </w:pPr>
+      <w:r>
+        <w:rPr>
+          <w:b/>
+          <w:bCs/>
+        </w:rPr>
+        <w:t xml:space="preserve">입출금·전산오류 보정  </w:t>
+      </w:r>
+      <w:r>
+        <w:t xml:space="preserve">거래(보유 주식 증감)가 없었는데 잔고가 갑자기 크게 변하면 입출금이거나 결제 과도기의 일시적 전산오류로 보고, 그 변동은 누적 수익에 반영하지 않습니다(순수 운용 성과만 남도록). 일시적 글리치는 직전 정상값을 유지해 곡선이 ‘튀지’ 않게 합니다.</w:t>
+      </w:r>
+    </w:p>
+    <w:p>
+      <w:pPr>
+        <w:pStyle w:val="Heading2"/>
+      </w:pPr>
+      <w:r>
+        <w:t xml:space="preserve">7.2 누적수익 곡선</w:t>
       </w:r>
     </w:p>
     <w:p>
@@ -2926,7 +3058,7 @@
         <w:spacing w:after="120" w:line="312"/>
       </w:pPr>
       <w:r>
-        <w:t xml:space="preserve">계좌 평가금액의 변화를 선형 차트로 보여줍니다. 입출금은 수익률에 반영되지 않도록 보정되어, 순수 운용 성과만 표시됩니다. 차트 상단의 버튼으로 보기를 전환할 수 있습니다.</w:t>
+        <w:t xml:space="preserve">차트는 ‘평가금액’이 아니라 시작점을 0원으로 둔 누적수익(원)의 변화를 보여줍니다. 상단 버튼으로 보기를 전환합니다.</w:t>
       </w:r>
     </w:p>
     <w:tbl>
@@ -3075,7 +3207,7 @@
                 <w:sz w:val="19"/>
                 <w:szCs w:val="19"/>
               </w:rPr>
-              <w:t xml:space="preserve">거래 시간대(한국 09:00–15:30 / 미국 22:30–05:00) 포인트를 10분 단위로 다운샘플</w:t>
+              <w:t xml:space="preserve">장 운영시간(한국 09:00–15:30 / 미국 22:30–05:00) 포인트만 5분 단위로 표시</w:t>
             </w:r>
           </w:p>
         </w:tc>
@@ -3141,7 +3273,7 @@
                 <w:sz w:val="19"/>
                 <w:szCs w:val="19"/>
               </w:rPr>
-              <w:t xml:space="preserve">날짜별 마지막 평가금액</w:t>
+              <w:t xml:space="preserve">날짜별 마지막 값</w:t>
             </w:r>
           </w:p>
         </w:tc>
@@ -3205,12 +3337,20 @@
                 <w:sz w:val="19"/>
                 <w:szCs w:val="19"/>
               </w:rPr>
-              <w:t xml:space="preserve">월별 마지막 평가금액</w:t>
+              <w:t xml:space="preserve">월별 마지막 값</w:t>
             </w:r>
           </w:p>
         </w:tc>
       </w:tr>
     </w:tbl>
+    <w:p>
+      <w:pPr>
+        <w:spacing w:after="120" w:line="312"/>
+      </w:pPr>
+      <w:r>
+        <w:t xml:space="preserve">‘📊 벤치마크 ON’을 누르면 코스피·나스닥 지수를 시작값에 맞춰 내 곡선에 점선으로 겹쳐 비교할 수 있습니다(범례 표시). 가로축 시각은 모두 KST 기준입니다.</w:t>
+      </w:r>
+    </w:p>
     <w:p>
       <w:pPr>
         <w:pBdr>
@@ -3224,10 +3364,18 @@
           <w:b/>
           <w:bCs/>
         </w:rPr>
-        <w:t xml:space="preserve">참고  </w:t>
-      </w:r>
-      <w:r>
-        <w:t xml:space="preserve">차트 위쪽에 표시되던 한 줄 요약 문구(예: “[일별] 2p · 날짜 → 날짜 · 금액 → 금액 (±%)”)는 사용자 피드백(2026-05-18)에 따라 제거되었습니다. 추세는 차트 곡선과 좌측 금액 눈금으로 직접 확인하세요.</w:t>
+        <w:t xml:space="preserve">장 운영시간 외 동결  </w:t>
+      </w:r>
+      <w:r>
+        <w:t xml:space="preserve">장 시간이 아니면 가격이 움직이지 않으므로 평가금액 포인트를 기록하지 않고, 수익률 탭도 자동 갱신을 멈춰 마지막 장중 값으로 동결됩니다. 그래서 장외에는 ‘실시간 수익률’이 변하지 않습니다.</w:t>
+      </w:r>
+    </w:p>
+    <w:p>
+      <w:pPr>
+        <w:pStyle w:val="Heading1"/>
+      </w:pPr>
+      <w:r>
+        <w:t xml:space="preserve">8. 보유종목 탭</w:t>
       </w:r>
     </w:p>
     <w:p>
@@ -3235,7 +3383,7 @@
         <w:pStyle w:val="Heading2"/>
       </w:pPr>
       <w:r>
-        <w:t xml:space="preserve">7.2 보유 종목 / 잔고</w:t>
+        <w:t xml:space="preserve">8.1 보유 종목 / 잔고</w:t>
       </w:r>
     </w:p>
     <w:p>
@@ -3243,7 +3391,7 @@
         <w:spacing w:after="120" w:line="312"/>
       </w:pPr>
       <w:r>
-        <w:t xml:space="preserve">예수금·총평가·평가손익과 보유 종목 목록을 카테고리 배지(국내주식/해외주식/국내채권)와 함께 보여줍니다. 자동 폴링은 10분 주기이며 장외(OFF_HOURS)에는 일시정지됩니다. 🔄 새로고침 버튼으로 즉시 강제 갱신할 수 있습니다.</w:t>
+        <w:t xml:space="preserve">예수금·총평가·평가손익과 보유 종목 목록을 카테고리 배지(국내주식/해외주식)와 함께 보여줍니다. 미국 종목은 달러 가격과 원화 환산액(≈N원)을 함께 표시합니다. 자동 폴링은 10분 주기이며 장외(OFF_HOURS)에는 일시정지됩니다. 🔄 새로고침 버튼으로 즉시 강제 갱신할 수 있습니다.</w:t>
       </w:r>
     </w:p>
     <w:p>
@@ -3251,7 +3399,7 @@
         <w:pStyle w:val="Heading2"/>
       </w:pPr>
       <w:r>
-        <w:t xml:space="preserve">7.3 전체 거래 내역</w:t>
+        <w:t xml:space="preserve">8.2 전체 거래 내역</w:t>
       </w:r>
     </w:p>
     <w:p>
@@ -3272,7 +3420,7 @@
         <w:spacing w:after="80" w:line="300"/>
       </w:pPr>
       <w:r>
-        <w:t xml:space="preserve">매수: 정확한 체결가(주문 전후 보유 평균단가 차이로 역산) 또는 추정 체결가</w:t>
+        <w:t xml:space="preserve">매수: 정확한 체결가(주문 전후 보유 평균단가 차이로 역산) 또는 추정 체결가 + 총 매입액</w:t>
       </w:r>
     </w:p>
     <w:p>
@@ -3285,7 +3433,7 @@
         <w:spacing w:after="80" w:line="300"/>
       </w:pPr>
       <w:r>
-        <w:t xml:space="preserve">매도: 주문 직전 호가 스냅샷 기반 체결가 + 매도 시점 평가손익</w:t>
+        <w:t xml:space="preserve">매도: 추정 매도가 + 매도 시점 평가손익</w:t>
       </w:r>
     </w:p>
     <w:p>
@@ -3324,10 +3472,29 @@
     </w:p>
     <w:p>
       <w:pPr>
+        <w:pBdr>
+          <w:left w:val="single" w:color="E0A300" w:sz="18" w:space="8"/>
+        </w:pBdr>
+        <w:shd w:fill="FFF6E0" w:val="clear"/>
+        <w:spacing w:after="160" w:before="80" w:line="300"/>
+      </w:pPr>
+      <w:r>
+        <w:rPr>
+          <w:b/>
+          <w:bCs/>
+        </w:rPr>
+        <w:t xml:space="preserve">비우기 후에도 통계 유지  </w:t>
+      </w:r>
+      <w:r>
+        <w:t xml:space="preserve">거래 내역을 비워도 승률·매도 횟수 등 누적 통계는 사라지지 않습니다. 비우기 직전의 실현손익 통계를 따로 적립해 이후 거래에 합산하므로, 거래 목록을 비워도 승률 표시가 유지됩니다. 누적 평가금액(수익) 곡선도 별도로 보존되어 영향받지 않습니다.</w:t>
+      </w:r>
+    </w:p>
+    <w:p>
+      <w:pPr>
         <w:pStyle w:val="Heading1"/>
       </w:pPr>
       <w:r>
-        <w:t xml:space="preserve">8. 뉴스 탭</w:t>
+        <w:t xml:space="preserve">9. 뉴스 탭</w:t>
       </w:r>
     </w:p>
     <w:p>
@@ -3335,7 +3502,15 @@
         <w:spacing w:after="120" w:line="312"/>
       </w:pPr>
       <w:r>
-        <w:t xml:space="preserve">네이버 금융 증권 속보를 10분마다 수집해, 한국(🇰🇷)/미국(🇺🇸)/공통(🌐)으로 자동 분류하여 보여줍니다. 상단 필터 버튼으로 시장별로 걸러 볼 수 있고, 각 헤드라인에는 마켓 배지와 크롤 시각이 표시됩니다. 누적 헤드라인이 많으면 결정론적 큐레이터가 굵직한 40건만 선별해 AI에 전달합니다.</w:t>
+        <w:t xml:space="preserve">증권 속보를 약 15분마다 수집해, 한국(🇰🇷)/미국(🇺🇸)/공통(🌐)으로 자동 분류하여 보여줍니다. 상단 필터(전체/국내/미국/공통)로 걸러 볼 수 있고, 각 헤드라인에는 마켓 배지와 크롤 시각이 표시됩니다. 제목에 원문 링크가 있으면 눌러서 새 탭으로 열 수 있습니다. 누적 헤드라인이 많으면 큐레이터가 굵직한 40건만 선별해 AI에 전달합니다.</w:t>
+      </w:r>
+    </w:p>
+    <w:p>
+      <w:pPr>
+        <w:spacing w:after="120" w:line="312"/>
+      </w:pPr>
+      <w:r>
+        <w:t xml:space="preserve">‘🗑️ 로그 정리’ 버튼은 뉴스 로그를 정리하되 최근 20건은 유지합니다.</w:t>
       </w:r>
     </w:p>
     <w:p>
@@ -3343,7 +3518,7 @@
         <w:pStyle w:val="Heading1"/>
       </w:pPr>
       <w:r>
-        <w:t xml:space="preserve">9. 전략 탭</w:t>
+        <w:t xml:space="preserve">10. 전략 탭</w:t>
       </w:r>
     </w:p>
     <w:p>
@@ -3351,7 +3526,7 @@
         <w:spacing w:after="120" w:line="312"/>
       </w:pPr>
       <w:r>
-        <w:t xml:space="preserve">위험 성향에 맞춰 5단계 프리셋(방어형/보수형/균형형/공격형/초공격형) 중 하나를 고르고 ‘적용’하면 즉시 라이브 반영됩니다. 기본값은 균형형입니다.</w:t>
+        <w:t xml:space="preserve">위험 성향에 맞춰 5단계 프리셋 중 하나를 고르고 ‘적용’하면 즉시 라이브 반영됩니다. 기본값은 균형형입니다.</w:t>
       </w:r>
     </w:p>
     <w:tbl>
@@ -4369,7 +4544,7 @@
                 <w:sz w:val="19"/>
                 <w:szCs w:val="19"/>
               </w:rPr>
-              <w:t xml:space="preserve">사이클당 최대 매수</w:t>
+              <w:t xml:space="preserve">사이클당 최대 매매</w:t>
             </w:r>
           </w:p>
         </w:tc>
@@ -4844,7 +5019,7 @@
                 <w:sz w:val="19"/>
                 <w:szCs w:val="19"/>
               </w:rPr>
-              <w:t xml:space="preserve">7%</w:t>
+              <w:t xml:space="preserve">5%</w:t>
             </w:r>
           </w:p>
         </w:tc>
@@ -5133,7 +5308,7 @@
                 <w:sz w:val="19"/>
                 <w:szCs w:val="19"/>
               </w:rPr>
-              <w:t xml:space="preserve">해외주식 매수</w:t>
+              <w:t xml:space="preserve">미국주식 매매</w:t>
             </w:r>
           </w:p>
         </w:tc>
@@ -5299,7 +5474,7 @@
         <w:pStyle w:val="Heading2"/>
       </w:pPr>
       <w:r>
-        <w:t xml:space="preserve">9.1 전략 커스터마이즈</w:t>
+        <w:t xml:space="preserve">10.1 전략 커스터마이즈</w:t>
       </w:r>
     </w:p>
     <w:p>
@@ -5307,7 +5482,31 @@
         <w:spacing w:after="120" w:line="312"/>
       </w:pPr>
       <w:r>
-        <w:t xml:space="preserve">‘🛠 전략 커스터마이즈’ 박스를 펼치면 각 파라미터를 한국어 라벨과 단위(%, 배, 일, 건)로 직접 입력할 수 있습니다. ‘즉시 적용’으로 라이브 오버라이드하거나, ‘프리셋으로 저장’하면 내 프리셋으로 영구 보관되어 사이드바/목록에 노출됩니다(삭제 가능).</w:t>
+        <w:t xml:space="preserve">‘🛠 전략 커스터마이즈’ 박스를 펼치면 각 파라미터를 한국어 라벨과 단위(%, 배, 일, 건)로 직접 입력할 수 있습니다. ‘현재 값 즉시 적용’으로 라이브 오버라이드하거나, ‘프리셋으로 저장’하면 내 프리셋으로 보관되어 목록에 노출됩니다(삭제 가능). ‘현재 전략값으로 채우기’로 활성 값을 불러올 수도 있습니다.</w:t>
+      </w:r>
+    </w:p>
+    <w:p>
+      <w:pPr>
+        <w:spacing w:after="120" w:line="312"/>
+      </w:pPr>
+      <w:r>
+        <w:t xml:space="preserve">‘현재 적용’ 카드에는 지금 적용 중인 전략, 운용지원실장이 내 파라미터를 마지막으로 조정한 시각, 그리고 현재 적용된 모든 상세 설정이 함께 표시됩니다.</w:t>
+      </w:r>
+    </w:p>
+    <w:p>
+      <w:pPr>
+        <w:pStyle w:val="Heading2"/>
+      </w:pPr>
+      <w:r>
+        <w:t xml:space="preserve">10.2 운용지원 ON / OFF</w:t>
+      </w:r>
+    </w:p>
+    <w:p>
+      <w:pPr>
+        <w:spacing w:after="120" w:line="312"/>
+      </w:pPr>
+      <w:r>
+        <w:t xml:space="preserve">‘적용 가능 전략’ 제목 오른쪽의 ‘🛠 운용지원 ON/OFF’ 토글로, 운용지원실장이 내 계정의 전략 파라미터를 진단·조정하도록 켜거나 끌 수 있습니다(계정별 독립, 기본 ON). 끄면 자동 조정을 멈춥니다.</w:t>
       </w:r>
     </w:p>
     <w:p>
@@ -5315,7 +5514,7 @@
         <w:pStyle w:val="Heading1"/>
       </w:pPr>
       <w:r>
-        <w:t xml:space="preserve">10. AI에게 직접 지시하기 (@멘션)</w:t>
+        <w:t xml:space="preserve">11. AI에게 직접 지시하기 (@멘션)</w:t>
       </w:r>
     </w:p>
     <w:p>
@@ -5323,7 +5522,7 @@
         <w:spacing w:after="120" w:line="312"/>
       </w:pPr>
       <w:r>
-        <w:t xml:space="preserve">하단 입력창에 `@에이전트명 지시내용` 형식으로 입력하면 해당 AI에게 즉시 지시할 수 있습니다. `@`를 생략하면 운용전략실장에게 자동 전달됩니다.</w:t>
+        <w:t xml:space="preserve">화면 하단 입력창에 `@에이전트명 지시내용` 형식으로 입력하면 해당 AI에게 즉시 지시할 수 있습니다. `@`를 생략하면 운용전략실장에게 자동 전달됩니다(@ 입력 시 이름 자동완성).</w:t>
       </w:r>
     </w:p>
     <w:p>
@@ -5393,6 +5592,654 @@
     </w:p>
     <w:p>
       <w:pPr>
+        <w:pStyle w:val="Heading1"/>
+      </w:pPr>
+      <w:r>
+        <w:t xml:space="preserve">12. AI 팀과 분석 사이클</w:t>
+      </w:r>
+    </w:p>
+    <w:p>
+      <w:pPr>
+        <w:spacing w:after="120" w:line="312"/>
+      </w:pPr>
+      <w:r>
+        <w:t xml:space="preserve">ArQuant는 8명의 AI 에이전트가 한 사이클마다 다음 역할을 분담합니다.</w:t>
+      </w:r>
+    </w:p>
+    <w:tbl>
+      <w:tblPr>
+        <w:tblW w:type="dxa" w:w="9360"/>
+        <w:tblBorders>
+          <w:top w:val="single" w:color="auto" w:sz="4"/>
+          <w:left w:val="single" w:color="auto" w:sz="4"/>
+          <w:bottom w:val="single" w:color="auto" w:sz="4"/>
+          <w:right w:val="single" w:color="auto" w:sz="4"/>
+          <w:insideH w:val="single" w:color="auto" w:sz="4"/>
+          <w:insideV w:val="single" w:color="auto" w:sz="4"/>
+        </w:tblBorders>
+      </w:tblPr>
+      <w:tblGrid>
+        <w:gridCol w:w="2400"/>
+        <w:gridCol w:w="6960"/>
+      </w:tblGrid>
+      <w:tr>
+        <w:trPr>
+          <w:tblHeader/>
+        </w:trPr>
+        <w:tc>
+          <w:tcPr>
+            <w:tcW w:type="dxa" w:w="2400"/>
+            <w:tcBorders>
+              <w:top w:val="single" w:color="C9D3DF" w:sz="1"/>
+              <w:left w:val="single" w:color="C9D3DF" w:sz="1"/>
+              <w:bottom w:val="single" w:color="C9D3DF" w:sz="1"/>
+              <w:right w:val="single" w:color="C9D3DF" w:sz="1"/>
+            </w:tcBorders>
+            <w:shd w:fill="1F3B57" w:val="clear"/>
+            <w:tcMar>
+              <w:top w:type="dxa" w:w="60"/>
+              <w:left w:type="dxa" w:w="110"/>
+              <w:bottom w:type="dxa" w:w="60"/>
+              <w:right w:type="dxa" w:w="110"/>
+            </w:tcMar>
+          </w:tcPr>
+          <w:p>
+            <w:pPr>
+              <w:spacing w:after="0" w:line="276"/>
+            </w:pPr>
+            <w:r>
+              <w:rPr>
+                <w:b/>
+                <w:bCs/>
+                <w:color w:val="FFFFFF"/>
+                <w:sz w:val="19"/>
+                <w:szCs w:val="19"/>
+              </w:rPr>
+              <w:t xml:space="preserve">에이전트</w:t>
+            </w:r>
+          </w:p>
+        </w:tc>
+        <w:tc>
+          <w:tcPr>
+            <w:tcW w:type="dxa" w:w="6960"/>
+            <w:tcBorders>
+              <w:top w:val="single" w:color="C9D3DF" w:sz="1"/>
+              <w:left w:val="single" w:color="C9D3DF" w:sz="1"/>
+              <w:bottom w:val="single" w:color="C9D3DF" w:sz="1"/>
+              <w:right w:val="single" w:color="C9D3DF" w:sz="1"/>
+            </w:tcBorders>
+            <w:shd w:fill="1F3B57" w:val="clear"/>
+            <w:tcMar>
+              <w:top w:type="dxa" w:w="60"/>
+              <w:left w:type="dxa" w:w="110"/>
+              <w:bottom w:type="dxa" w:w="60"/>
+              <w:right w:type="dxa" w:w="110"/>
+            </w:tcMar>
+          </w:tcPr>
+          <w:p>
+            <w:pPr>
+              <w:spacing w:after="0" w:line="276"/>
+            </w:pPr>
+            <w:r>
+              <w:rPr>
+                <w:b/>
+                <w:bCs/>
+                <w:color w:val="FFFFFF"/>
+                <w:sz w:val="19"/>
+                <w:szCs w:val="19"/>
+              </w:rPr>
+              <w:t xml:space="preserve">역할</w:t>
+            </w:r>
+          </w:p>
+        </w:tc>
+      </w:tr>
+      <w:tr>
+        <w:tc>
+          <w:tcPr>
+            <w:tcW w:type="dxa" w:w="2400"/>
+            <w:tcBorders>
+              <w:top w:val="single" w:color="C9D3DF" w:sz="1"/>
+              <w:left w:val="single" w:color="C9D3DF" w:sz="1"/>
+              <w:bottom w:val="single" w:color="C9D3DF" w:sz="1"/>
+              <w:right w:val="single" w:color="C9D3DF" w:sz="1"/>
+            </w:tcBorders>
+            <w:tcMar>
+              <w:top w:type="dxa" w:w="60"/>
+              <w:left w:type="dxa" w:w="110"/>
+              <w:bottom w:type="dxa" w:w="60"/>
+              <w:right w:type="dxa" w:w="110"/>
+            </w:tcMar>
+          </w:tcPr>
+          <w:p>
+            <w:pPr>
+              <w:spacing w:after="0" w:line="276"/>
+            </w:pPr>
+            <w:r>
+              <w:rPr>
+                <w:b w:val="false"/>
+                <w:bCs w:val="false"/>
+                <w:sz w:val="19"/>
+                <w:szCs w:val="19"/>
+              </w:rPr>
+              <w:t xml:space="preserve">운용전략실장</w:t>
+            </w:r>
+          </w:p>
+        </w:tc>
+        <w:tc>
+          <w:tcPr>
+            <w:tcW w:type="dxa" w:w="6960"/>
+            <w:tcBorders>
+              <w:top w:val="single" w:color="C9D3DF" w:sz="1"/>
+              <w:left w:val="single" w:color="C9D3DF" w:sz="1"/>
+              <w:bottom w:val="single" w:color="C9D3DF" w:sz="1"/>
+              <w:right w:val="single" w:color="C9D3DF" w:sz="1"/>
+            </w:tcBorders>
+            <w:tcMar>
+              <w:top w:type="dxa" w:w="60"/>
+              <w:left w:type="dxa" w:w="110"/>
+              <w:bottom w:type="dxa" w:w="60"/>
+              <w:right w:type="dxa" w:w="110"/>
+            </w:tcMar>
+          </w:tcPr>
+          <w:p>
+            <w:pPr>
+              <w:spacing w:after="0" w:line="276"/>
+            </w:pPr>
+            <w:r>
+              <w:rPr>
+                <w:b w:val="false"/>
+                <w:bCs w:val="false"/>
+                <w:sz w:val="19"/>
+                <w:szCs w:val="19"/>
+              </w:rPr>
+              <w:t xml:space="preserve">총괄 전략·종목 선정(2패스: 후보 5개 → 최종 N개) · 사장 지시 처리</w:t>
+            </w:r>
+          </w:p>
+        </w:tc>
+      </w:tr>
+      <w:tr>
+        <w:tc>
+          <w:tcPr>
+            <w:tcW w:type="dxa" w:w="2400"/>
+            <w:tcBorders>
+              <w:top w:val="single" w:color="C9D3DF" w:sz="1"/>
+              <w:left w:val="single" w:color="C9D3DF" w:sz="1"/>
+              <w:bottom w:val="single" w:color="C9D3DF" w:sz="1"/>
+              <w:right w:val="single" w:color="C9D3DF" w:sz="1"/>
+            </w:tcBorders>
+            <w:shd w:fill="EEF3F8" w:val="clear"/>
+            <w:tcMar>
+              <w:top w:type="dxa" w:w="60"/>
+              <w:left w:type="dxa" w:w="110"/>
+              <w:bottom w:type="dxa" w:w="60"/>
+              <w:right w:type="dxa" w:w="110"/>
+            </w:tcMar>
+          </w:tcPr>
+          <w:p>
+            <w:pPr>
+              <w:spacing w:after="0" w:line="276"/>
+            </w:pPr>
+            <w:r>
+              <w:rPr>
+                <w:b w:val="false"/>
+                <w:bCs w:val="false"/>
+                <w:sz w:val="19"/>
+                <w:szCs w:val="19"/>
+              </w:rPr>
+              <w:t xml:space="preserve">전략리서치팀장</w:t>
+            </w:r>
+          </w:p>
+        </w:tc>
+        <w:tc>
+          <w:tcPr>
+            <w:tcW w:type="dxa" w:w="6960"/>
+            <w:tcBorders>
+              <w:top w:val="single" w:color="C9D3DF" w:sz="1"/>
+              <w:left w:val="single" w:color="C9D3DF" w:sz="1"/>
+              <w:bottom w:val="single" w:color="C9D3DF" w:sz="1"/>
+              <w:right w:val="single" w:color="C9D3DF" w:sz="1"/>
+            </w:tcBorders>
+            <w:shd w:fill="EEF3F8" w:val="clear"/>
+            <w:tcMar>
+              <w:top w:type="dxa" w:w="60"/>
+              <w:left w:type="dxa" w:w="110"/>
+              <w:bottom w:type="dxa" w:w="60"/>
+              <w:right w:type="dxa" w:w="110"/>
+            </w:tcMar>
+          </w:tcPr>
+          <w:p>
+            <w:pPr>
+              <w:spacing w:after="0" w:line="276"/>
+            </w:pPr>
+            <w:r>
+              <w:rPr>
+                <w:b w:val="false"/>
+                <w:bCs w:val="false"/>
+                <w:sz w:val="19"/>
+                <w:szCs w:val="19"/>
+              </w:rPr>
+              <w:t xml:space="preserve">거시·매크로 분석, 주식/현금 비중 권고</w:t>
+            </w:r>
+          </w:p>
+        </w:tc>
+      </w:tr>
+      <w:tr>
+        <w:tc>
+          <w:tcPr>
+            <w:tcW w:type="dxa" w:w="2400"/>
+            <w:tcBorders>
+              <w:top w:val="single" w:color="C9D3DF" w:sz="1"/>
+              <w:left w:val="single" w:color="C9D3DF" w:sz="1"/>
+              <w:bottom w:val="single" w:color="C9D3DF" w:sz="1"/>
+              <w:right w:val="single" w:color="C9D3DF" w:sz="1"/>
+            </w:tcBorders>
+            <w:tcMar>
+              <w:top w:type="dxa" w:w="60"/>
+              <w:left w:type="dxa" w:w="110"/>
+              <w:bottom w:type="dxa" w:w="60"/>
+              <w:right w:type="dxa" w:w="110"/>
+            </w:tcMar>
+          </w:tcPr>
+          <w:p>
+            <w:pPr>
+              <w:spacing w:after="0" w:line="276"/>
+            </w:pPr>
+            <w:r>
+              <w:rPr>
+                <w:b w:val="false"/>
+                <w:bCs w:val="false"/>
+                <w:sz w:val="19"/>
+                <w:szCs w:val="19"/>
+              </w:rPr>
+              <w:t xml:space="preserve">계량분석팀장</w:t>
+            </w:r>
+          </w:p>
+        </w:tc>
+        <w:tc>
+          <w:tcPr>
+            <w:tcW w:type="dxa" w:w="6960"/>
+            <w:tcBorders>
+              <w:top w:val="single" w:color="C9D3DF" w:sz="1"/>
+              <w:left w:val="single" w:color="C9D3DF" w:sz="1"/>
+              <w:bottom w:val="single" w:color="C9D3DF" w:sz="1"/>
+              <w:right w:val="single" w:color="C9D3DF" w:sz="1"/>
+            </w:tcBorders>
+            <w:tcMar>
+              <w:top w:type="dxa" w:w="60"/>
+              <w:left w:type="dxa" w:w="110"/>
+              <w:bottom w:type="dxa" w:w="60"/>
+              <w:right w:type="dxa" w:w="110"/>
+            </w:tcMar>
+          </w:tcPr>
+          <w:p>
+            <w:pPr>
+              <w:spacing w:after="0" w:line="276"/>
+            </w:pPr>
+            <w:r>
+              <w:rPr>
+                <w:b w:val="false"/>
+                <w:bCs w:val="false"/>
+                <w:sz w:val="19"/>
+                <w:szCs w:val="19"/>
+              </w:rPr>
+              <w:t xml:space="preserve">후보 종목 정량 평가(0~10점) + 진입/매도가 제시</w:t>
+            </w:r>
+          </w:p>
+        </w:tc>
+      </w:tr>
+      <w:tr>
+        <w:tc>
+          <w:tcPr>
+            <w:tcW w:type="dxa" w:w="2400"/>
+            <w:tcBorders>
+              <w:top w:val="single" w:color="C9D3DF" w:sz="1"/>
+              <w:left w:val="single" w:color="C9D3DF" w:sz="1"/>
+              <w:bottom w:val="single" w:color="C9D3DF" w:sz="1"/>
+              <w:right w:val="single" w:color="C9D3DF" w:sz="1"/>
+            </w:tcBorders>
+            <w:shd w:fill="EEF3F8" w:val="clear"/>
+            <w:tcMar>
+              <w:top w:type="dxa" w:w="60"/>
+              <w:left w:type="dxa" w:w="110"/>
+              <w:bottom w:type="dxa" w:w="60"/>
+              <w:right w:type="dxa" w:w="110"/>
+            </w:tcMar>
+          </w:tcPr>
+          <w:p>
+            <w:pPr>
+              <w:spacing w:after="0" w:line="276"/>
+            </w:pPr>
+            <w:r>
+              <w:rPr>
+                <w:b w:val="false"/>
+                <w:bCs w:val="false"/>
+                <w:sz w:val="19"/>
+                <w:szCs w:val="19"/>
+              </w:rPr>
+              <w:t xml:space="preserve">뉴스분석팀장</w:t>
+            </w:r>
+          </w:p>
+        </w:tc>
+        <w:tc>
+          <w:tcPr>
+            <w:tcW w:type="dxa" w:w="6960"/>
+            <w:tcBorders>
+              <w:top w:val="single" w:color="C9D3DF" w:sz="1"/>
+              <w:left w:val="single" w:color="C9D3DF" w:sz="1"/>
+              <w:bottom w:val="single" w:color="C9D3DF" w:sz="1"/>
+              <w:right w:val="single" w:color="C9D3DF" w:sz="1"/>
+            </w:tcBorders>
+            <w:shd w:fill="EEF3F8" w:val="clear"/>
+            <w:tcMar>
+              <w:top w:type="dxa" w:w="60"/>
+              <w:left w:type="dxa" w:w="110"/>
+              <w:bottom w:type="dxa" w:w="60"/>
+              <w:right w:type="dxa" w:w="110"/>
+            </w:tcMar>
+          </w:tcPr>
+          <w:p>
+            <w:pPr>
+              <w:spacing w:after="0" w:line="276"/>
+            </w:pPr>
+            <w:r>
+              <w:rPr>
+                <w:b w:val="false"/>
+                <w:bCs w:val="false"/>
+                <w:sz w:val="19"/>
+                <w:szCs w:val="19"/>
+              </w:rPr>
+              <w:t xml:space="preserve">뉴스 감성·이벤트 분석, 시장(KR/US/공통) 분류</w:t>
+            </w:r>
+          </w:p>
+        </w:tc>
+      </w:tr>
+      <w:tr>
+        <w:tc>
+          <w:tcPr>
+            <w:tcW w:type="dxa" w:w="2400"/>
+            <w:tcBorders>
+              <w:top w:val="single" w:color="C9D3DF" w:sz="1"/>
+              <w:left w:val="single" w:color="C9D3DF" w:sz="1"/>
+              <w:bottom w:val="single" w:color="C9D3DF" w:sz="1"/>
+              <w:right w:val="single" w:color="C9D3DF" w:sz="1"/>
+            </w:tcBorders>
+            <w:tcMar>
+              <w:top w:type="dxa" w:w="60"/>
+              <w:left w:type="dxa" w:w="110"/>
+              <w:bottom w:type="dxa" w:w="60"/>
+              <w:right w:type="dxa" w:w="110"/>
+            </w:tcMar>
+          </w:tcPr>
+          <w:p>
+            <w:pPr>
+              <w:spacing w:after="0" w:line="276"/>
+            </w:pPr>
+            <w:r>
+              <w:rPr>
+                <w:b w:val="false"/>
+                <w:bCs w:val="false"/>
+                <w:sz w:val="19"/>
+                <w:szCs w:val="19"/>
+              </w:rPr>
+              <w:t xml:space="preserve">트레이딩팀장</w:t>
+            </w:r>
+          </w:p>
+        </w:tc>
+        <w:tc>
+          <w:tcPr>
+            <w:tcW w:type="dxa" w:w="6960"/>
+            <w:tcBorders>
+              <w:top w:val="single" w:color="C9D3DF" w:sz="1"/>
+              <w:left w:val="single" w:color="C9D3DF" w:sz="1"/>
+              <w:bottom w:val="single" w:color="C9D3DF" w:sz="1"/>
+              <w:right w:val="single" w:color="C9D3DF" w:sz="1"/>
+            </w:tcBorders>
+            <w:tcMar>
+              <w:top w:type="dxa" w:w="60"/>
+              <w:left w:type="dxa" w:w="110"/>
+              <w:bottom w:type="dxa" w:w="60"/>
+              <w:right w:type="dxa" w:w="110"/>
+            </w:tcMar>
+          </w:tcPr>
+          <w:p>
+            <w:pPr>
+              <w:spacing w:after="0" w:line="276"/>
+            </w:pPr>
+            <w:r>
+              <w:rPr>
+                <w:b w:val="false"/>
+                <w:bCs w:val="false"/>
+                <w:sz w:val="19"/>
+                <w:szCs w:val="19"/>
+              </w:rPr>
+              <w:t xml:space="preserve">주문 실행·체결 결과 보고</w:t>
+            </w:r>
+          </w:p>
+        </w:tc>
+      </w:tr>
+      <w:tr>
+        <w:tc>
+          <w:tcPr>
+            <w:tcW w:type="dxa" w:w="2400"/>
+            <w:tcBorders>
+              <w:top w:val="single" w:color="C9D3DF" w:sz="1"/>
+              <w:left w:val="single" w:color="C9D3DF" w:sz="1"/>
+              <w:bottom w:val="single" w:color="C9D3DF" w:sz="1"/>
+              <w:right w:val="single" w:color="C9D3DF" w:sz="1"/>
+            </w:tcBorders>
+            <w:shd w:fill="EEF3F8" w:val="clear"/>
+            <w:tcMar>
+              <w:top w:type="dxa" w:w="60"/>
+              <w:left w:type="dxa" w:w="110"/>
+              <w:bottom w:type="dxa" w:w="60"/>
+              <w:right w:type="dxa" w:w="110"/>
+            </w:tcMar>
+          </w:tcPr>
+          <w:p>
+            <w:pPr>
+              <w:spacing w:after="0" w:line="276"/>
+            </w:pPr>
+            <w:r>
+              <w:rPr>
+                <w:b w:val="false"/>
+                <w:bCs w:val="false"/>
+                <w:sz w:val="19"/>
+                <w:szCs w:val="19"/>
+              </w:rPr>
+              <w:t xml:space="preserve">리스크관리실장</w:t>
+            </w:r>
+          </w:p>
+        </w:tc>
+        <w:tc>
+          <w:tcPr>
+            <w:tcW w:type="dxa" w:w="6960"/>
+            <w:tcBorders>
+              <w:top w:val="single" w:color="C9D3DF" w:sz="1"/>
+              <w:left w:val="single" w:color="C9D3DF" w:sz="1"/>
+              <w:bottom w:val="single" w:color="C9D3DF" w:sz="1"/>
+              <w:right w:val="single" w:color="C9D3DF" w:sz="1"/>
+            </w:tcBorders>
+            <w:shd w:fill="EEF3F8" w:val="clear"/>
+            <w:tcMar>
+              <w:top w:type="dxa" w:w="60"/>
+              <w:left w:type="dxa" w:w="110"/>
+              <w:bottom w:type="dxa" w:w="60"/>
+              <w:right w:type="dxa" w:w="110"/>
+            </w:tcMar>
+          </w:tcPr>
+          <w:p>
+            <w:pPr>
+              <w:spacing w:after="0" w:line="276"/>
+            </w:pPr>
+            <w:r>
+              <w:rPr>
+                <w:b w:val="false"/>
+                <w:bCs w:val="false"/>
+                <w:sz w:val="19"/>
+                <w:szCs w:val="19"/>
+              </w:rPr>
+              <w:t xml:space="preserve">리스크 게이트(결정론) + DART 공시 기반 2차 재심</w:t>
+            </w:r>
+          </w:p>
+        </w:tc>
+      </w:tr>
+      <w:tr>
+        <w:tc>
+          <w:tcPr>
+            <w:tcW w:type="dxa" w:w="2400"/>
+            <w:tcBorders>
+              <w:top w:val="single" w:color="C9D3DF" w:sz="1"/>
+              <w:left w:val="single" w:color="C9D3DF" w:sz="1"/>
+              <w:bottom w:val="single" w:color="C9D3DF" w:sz="1"/>
+              <w:right w:val="single" w:color="C9D3DF" w:sz="1"/>
+            </w:tcBorders>
+            <w:tcMar>
+              <w:top w:type="dxa" w:w="60"/>
+              <w:left w:type="dxa" w:w="110"/>
+              <w:bottom w:type="dxa" w:w="60"/>
+              <w:right w:type="dxa" w:w="110"/>
+            </w:tcMar>
+          </w:tcPr>
+          <w:p>
+            <w:pPr>
+              <w:spacing w:after="0" w:line="276"/>
+            </w:pPr>
+            <w:r>
+              <w:rPr>
+                <w:b w:val="false"/>
+                <w:bCs w:val="false"/>
+                <w:sz w:val="19"/>
+                <w:szCs w:val="19"/>
+              </w:rPr>
+              <w:t xml:space="preserve">사후관리실장</w:t>
+            </w:r>
+          </w:p>
+        </w:tc>
+        <w:tc>
+          <w:tcPr>
+            <w:tcW w:type="dxa" w:w="6960"/>
+            <w:tcBorders>
+              <w:top w:val="single" w:color="C9D3DF" w:sz="1"/>
+              <w:left w:val="single" w:color="C9D3DF" w:sz="1"/>
+              <w:bottom w:val="single" w:color="C9D3DF" w:sz="1"/>
+              <w:right w:val="single" w:color="C9D3DF" w:sz="1"/>
+            </w:tcBorders>
+            <w:tcMar>
+              <w:top w:type="dxa" w:w="60"/>
+              <w:left w:type="dxa" w:w="110"/>
+              <w:bottom w:type="dxa" w:w="60"/>
+              <w:right w:type="dxa" w:w="110"/>
+            </w:tcMar>
+          </w:tcPr>
+          <w:p>
+            <w:pPr>
+              <w:spacing w:after="0" w:line="276"/>
+            </w:pPr>
+            <w:r>
+              <w:rPr>
+                <w:b w:val="false"/>
+                <w:bCs w:val="false"/>
+                <w:sz w:val="19"/>
+                <w:szCs w:val="19"/>
+              </w:rPr>
+              <w:t xml:space="preserve">보유 종목 매도/유지/익절·손절 판단</w:t>
+            </w:r>
+          </w:p>
+        </w:tc>
+      </w:tr>
+      <w:tr>
+        <w:tc>
+          <w:tcPr>
+            <w:tcW w:type="dxa" w:w="2400"/>
+            <w:tcBorders>
+              <w:top w:val="single" w:color="C9D3DF" w:sz="1"/>
+              <w:left w:val="single" w:color="C9D3DF" w:sz="1"/>
+              <w:bottom w:val="single" w:color="C9D3DF" w:sz="1"/>
+              <w:right w:val="single" w:color="C9D3DF" w:sz="1"/>
+            </w:tcBorders>
+            <w:shd w:fill="EEF3F8" w:val="clear"/>
+            <w:tcMar>
+              <w:top w:type="dxa" w:w="60"/>
+              <w:left w:type="dxa" w:w="110"/>
+              <w:bottom w:type="dxa" w:w="60"/>
+              <w:right w:type="dxa" w:w="110"/>
+            </w:tcMar>
+          </w:tcPr>
+          <w:p>
+            <w:pPr>
+              <w:spacing w:after="0" w:line="276"/>
+            </w:pPr>
+            <w:r>
+              <w:rPr>
+                <w:b w:val="false"/>
+                <w:bCs w:val="false"/>
+                <w:sz w:val="19"/>
+                <w:szCs w:val="19"/>
+              </w:rPr>
+              <w:t xml:space="preserve">운용지원실장</w:t>
+            </w:r>
+          </w:p>
+        </w:tc>
+        <w:tc>
+          <w:tcPr>
+            <w:tcW w:type="dxa" w:w="6960"/>
+            <w:tcBorders>
+              <w:top w:val="single" w:color="C9D3DF" w:sz="1"/>
+              <w:left w:val="single" w:color="C9D3DF" w:sz="1"/>
+              <w:bottom w:val="single" w:color="C9D3DF" w:sz="1"/>
+              <w:right w:val="single" w:color="C9D3DF" w:sz="1"/>
+            </w:tcBorders>
+            <w:shd w:fill="EEF3F8" w:val="clear"/>
+            <w:tcMar>
+              <w:top w:type="dxa" w:w="60"/>
+              <w:left w:type="dxa" w:w="110"/>
+              <w:bottom w:type="dxa" w:w="60"/>
+              <w:right w:type="dxa" w:w="110"/>
+            </w:tcMar>
+          </w:tcPr>
+          <w:p>
+            <w:pPr>
+              <w:spacing w:after="0" w:line="276"/>
+            </w:pPr>
+            <w:r>
+              <w:rPr>
+                <w:b w:val="false"/>
+                <w:bCs w:val="false"/>
+                <w:sz w:val="19"/>
+                <w:szCs w:val="19"/>
+              </w:rPr>
+              <w:t xml:space="preserve">사이클 진단 + 내 프로필 전략 파라미터 조정 제안</w:t>
+            </w:r>
+          </w:p>
+        </w:tc>
+      </w:tr>
+    </w:tbl>
+    <w:p>
+      <w:pPr>
+        <w:spacing w:after="120" w:line="312"/>
+      </w:pPr>
+      <w:r>
+        <w:t xml:space="preserve">사이클은 대략 다음 순서로 흐릅니다: 글로벌 지수 수집 → 보유종목 조회 → (한국 세션) DART 공시 → 뉴스 분석 → 매크로 분석 → 후보 5종목 선정 → 종목 데이터 수집(3년 일봉·수급·분봉) → 퀀트 평가 → 최종 매수 종목 결정 → 보유종목 매도 판단 → 주문 초안 조립 → 리스크 검증(결정론 + DART) → 실행(KIS 주문) → 체결 보고 → 사이클 리포트.</w:t>
+      </w:r>
+    </w:p>
+    <w:p>
+      <w:pPr>
+        <w:pStyle w:val="Heading2"/>
+      </w:pPr>
+      <w:r>
+        <w:t xml:space="preserve">12.1 리스크 게이트</w:t>
+      </w:r>
+    </w:p>
+    <w:p>
+      <w:pPr>
+        <w:spacing w:after="120" w:line="312"/>
+      </w:pPr>
+      <w:r>
+        <w:t xml:space="preserve">매수 주문은 다음 결정론 검증을 모두 통과해야 실행됩니다(값은 활성 전략 기준): 단일 종목 비중 한도, 사이클 누적 예산 한도, 예수금 안전마진, 계좌 평가손익이 신규매수 차단선 아래면 전체 매수 중단, 비정상 수량 차단. 이어 매수 종목은 DART 공시·재무 재심(관리종목·거래정지·횡령·대규모 증자/감자·연속적자 등 적신호면 반려)을 받습니다. 매도는 리스크를 줄이는 행위라 통과시킵니다.</w:t>
+      </w:r>
+    </w:p>
+    <w:p>
+      <w:pPr>
         <w:pBdr>
           <w:left w:val="single" w:color="E0A300" w:sz="18" w:space="8"/>
         </w:pBdr>
@@ -5404,10 +6251,10 @@
           <w:b/>
           <w:bCs/>
         </w:rPr>
-        <w:t xml:space="preserve">운용지원실장의 역할 변경(2026-05-20)  </w:t>
-      </w:r>
-      <w:r>
-        <w:t xml:space="preserve">운용지원실장은 이제 ‘코드를 직접 고치거나 서버를 재시작하지 않습니다’. 사이클 결과를 진단해 ‘내 계정(프로필)의 전략 파라미터를 어떻게 조정하면 좋을지’ 제안하는 역할만 합니다. 전략 값 변경은 9장의 ‘전략 커스터마이즈’에서 직접 적용하시면 됩니다.</w:t>
+        <w:t xml:space="preserve">운용지원실장의 역할  </w:t>
+      </w:r>
+      <w:r>
+        <w:t xml:space="preserve">운용지원실장은 코드를 직접 고치거나 서버를 재시작하지 않습니다. 사이클 결과를 진단해 ‘내 계정(프로필)의 전략 파라미터를 어떻게 조정하면 좋을지’ 제안·반영하는 역할만 합니다(전략 탭 토글로 on/off).</w:t>
       </w:r>
     </w:p>
     <w:p>
@@ -5415,7 +6262,7 @@
         <w:pStyle w:val="Heading1"/>
       </w:pPr>
       <w:r>
-        <w:t xml:space="preserve">11. API 비용 확인</w:t>
+        <w:t xml:space="preserve">13. API 비용 확인</w:t>
       </w:r>
     </w:p>
     <w:p>
@@ -5423,7 +6270,7 @@
         <w:spacing w:after="120" w:line="312"/>
       </w:pPr>
       <w:r>
-        <w:t xml:space="preserve">상단바의 💵 배지는 최근 1시간 동안의 추정 API 비용과 호출 수를 보여줍니다(예: 💵 $0.074/h (14콜)). OpenRouter 사용량 기준으로 모델별 단가를 곱해 누적 계산한 값입니다.</w:t>
+        <w:t xml:space="preserve">상단바의 💵 배지는 API 사용 비용을 보여줍니다(예: 💵 $0.074/h (14콜)). OpenRouter 사용량에 모델별 단가를 곱해 누적 계산한 값입니다.</w:t>
       </w:r>
     </w:p>
     <w:p>
@@ -5431,9 +6278,17 @@
         <w:spacing w:after="120" w:line="312"/>
       </w:pPr>
       <w:r>
-        <w:t xml:space="preserve">이 배지를 클릭하면 </w:t>
-      </w:r>
-      <w:hyperlink w:history="1" r:id="rIdaitlsxbv2rurfvvdgg4md">
+        <w:t xml:space="preserve">표시 단위(시간당 / 일별 / 월별 / 총 누적)는 프로필 모달의 ‘API 비용 표시’에서 고를 수 있습니다(계정별 적용).</w:t>
+      </w:r>
+    </w:p>
+    <w:p>
+      <w:pPr>
+        <w:spacing w:after="120" w:line="312"/>
+      </w:pPr>
+      <w:r>
+        <w:t xml:space="preserve">💵 배지를 클릭하면 </w:t>
+      </w:r>
+      <w:hyperlink w:history="1" r:id="rId7m4p5865wqbqglmvr765l">
         <w:r>
           <w:rPr>
             <w:rStyle w:val="Hyperlink"/>
@@ -5442,7 +6297,7 @@
         </w:r>
       </w:hyperlink>
       <w:r>
-        <w:t xml:space="preserve">가 새 탭(웹) 또는 외부 브라우저(모바일 앱)로 열립니다. 여기서 잔여 크레딧을 확인하고 충전할 수 있습니다.</w:t>
+        <w:t xml:space="preserve">가 열립니다. 여기서 잔여 크레딧을 확인하고 충전할 수 있습니다.</w:t>
       </w:r>
     </w:p>
     <w:p>
@@ -5469,7 +6324,7 @@
         <w:pStyle w:val="Heading1"/>
       </w:pPr>
       <w:r>
-        <w:t xml:space="preserve">12. 모바일 앱 사용</w:t>
+        <w:t xml:space="preserve">14. 모바일 앱 사용</w:t>
       </w:r>
     </w:p>
     <w:p>
@@ -5477,7 +6332,7 @@
         <w:spacing w:after="120" w:line="312"/>
       </w:pPr>
       <w:r>
-        <w:t xml:space="preserve">모바일 앱은 웹 대시보드와 동일한 서버를 사용하며, 화면 역시 서버의 웹 화면을 그대로 표시합니다. 따라서 서버에서 기능이나 화면을 수정하면 앱을 다시 설치하지 않아도 다음 실행 시 자동으로 반영됩니다.</w:t>
+        <w:t xml:space="preserve">모바일 앱은 웹 대시보드와 동일한 서버를 사용하며, 화면도 서버의 웹 화면을 그대로 표시합니다. 따라서 서버에서 기능이나 화면을 수정하면 앱을 다시 설치하지 않아도 다음 실행 시 자동으로 반영됩니다.</w:t>
       </w:r>
     </w:p>
     <w:p>
@@ -5485,7 +6340,7 @@
         <w:pStyle w:val="Heading2"/>
       </w:pPr>
       <w:r>
-        <w:t xml:space="preserve">12.1 로그인</w:t>
+        <w:t xml:space="preserve">14.1 로그인</w:t>
       </w:r>
     </w:p>
     <w:p>
@@ -5493,7 +6348,7 @@
         <w:spacing w:after="120" w:line="312"/>
       </w:pPr>
       <w:r>
-        <w:t xml:space="preserve">앱을 처음 켜면 아이디/비밀번호 로그인 화면이 나옵니다. 로그인하면 그 세션이 내부 화면에 자동 적용되어 다시 로그인할 필요가 없습니다. 웹 화면에서 로그아웃하면 앱도 로그인 화면으로 돌아갑니다.</w:t>
+        <w:t xml:space="preserve">앱을 처음 켜면 아이디/비밀번호 로그인 화면이 나옵니다. 로그인하면 그 세션이 내부 화면에 자동 적용됩니다. 웹 화면에서 로그아웃하면 앱도 로그인 화면으로 돌아갑니다.</w:t>
       </w:r>
     </w:p>
     <w:p>
@@ -5501,7 +6356,15 @@
         <w:pStyle w:val="Heading2"/>
       </w:pPr>
       <w:r>
-        <w:t xml:space="preserve">12.2 알림과 위젯 (그대로 유지)</w:t>
+        <w:t xml:space="preserve">14.2 푸시 알림 (4종 + 백그라운드 지속)</w:t>
+      </w:r>
+    </w:p>
+    <w:p>
+      <w:pPr>
+        <w:spacing w:after="120" w:line="312"/>
+      </w:pPr>
+      <w:r>
+        <w:t xml:space="preserve">앱은 백그라운드에서도 서버와 실시간 연결을 유지하므로, 앱을 닫아 두어도(완전히 종료하지 않는 한) 다음 4가지 알림을 휴대폰으로 받습니다.</w:t>
       </w:r>
     </w:p>
     <w:p>
@@ -5514,7 +6377,7 @@
         <w:spacing w:after="80" w:line="300"/>
       </w:pPr>
       <w:r>
-        <w:t xml:space="preserve">매수/매도 체결·실패 시 시스템 푸시 알림이 옵니다.</w:t>
+        <w:t xml:space="preserve">체결 신청 — 주문이 접수되었을 때</w:t>
       </w:r>
     </w:p>
     <w:p>
@@ -5527,7 +6390,7 @@
         <w:spacing w:after="80" w:line="300"/>
       </w:pPr>
       <w:r>
-        <w:t xml:space="preserve">홈 화면 위젯에 보유 종목·총평가·수익률이 표시됩니다.</w:t>
+        <w:t xml:space="preserve">체결 완료 — 매수·매도가 실제로 체결되었을 때</w:t>
       </w:r>
     </w:p>
     <w:p>
@@ -5540,168 +6403,7 @@
         <w:spacing w:after="80" w:line="300"/>
       </w:pPr>
       <w:r>
-        <w:t xml:space="preserve">외부 링크(예: 💵 배지의 OpenRouter)는 기기의 기본 브라우저로 열립니다.</w:t>
-      </w:r>
-    </w:p>
-    <w:p>
-      <w:pPr>
-        <w:pBdr>
-          <w:left w:val="single" w:color="E0A300" w:sz="18" w:space="8"/>
-        </w:pBdr>
-        <w:shd w:fill="FFF6E0" w:val="clear"/>
-        <w:spacing w:after="160" w:before="80" w:line="300"/>
-      </w:pPr>
-      <w:r>
-        <w:rPr>
-          <w:b/>
-          <w:bCs/>
-        </w:rPr>
-        <w:t xml:space="preserve">자동 반영  </w:t>
-      </w:r>
-      <w:r>
-        <w:t xml:space="preserve">앱 화면은 서버와 연동되어 있어 서버 수정이 즉시 반영됩니다. 단, 알림·위젯 같은 네이티브 기능 자체를 바꾼 경우에만 앱 재빌드·재설치가 필요합니다.</w:t>
-      </w:r>
-    </w:p>
-    <w:p>
-      <w:pPr>
-        <w:pStyle w:val="Heading1"/>
-      </w:pPr>
-      <w:r>
-        <w:t xml:space="preserve">13. 내 계정 관리 · 보안</w:t>
-      </w:r>
-    </w:p>
-    <w:p>
-      <w:pPr>
-        <w:spacing w:after="120" w:line="312"/>
-      </w:pPr>
-      <w:r>
-        <w:t xml:space="preserve">상단바의 ‘프로필’ 버튼을 누르면 내 계정 설정 창이 열립니다. 각 항목은 제목을 누르면 펼쳐지는 아코디언 형태입니다. 모든 변경은 보안 감사 기록에 남습니다.</w:t>
-      </w:r>
-    </w:p>
-    <w:p>
-      <w:pPr>
-        <w:pStyle w:val="Heading2"/>
-      </w:pPr>
-      <w:r>
-        <w:t xml:space="preserve">13.1 비밀번호 변경</w:t>
-      </w:r>
-    </w:p>
-    <w:p>
-      <w:pPr>
-        <w:spacing w:after="120" w:line="312"/>
-      </w:pPr>
-      <w:r>
-        <w:t xml:space="preserve">현재 비밀번호를 한 번 더 확인한 뒤 새 비밀번호(10자 이상 + 특수문자 1개 이상)로 바꿉니다. 비밀번호는 복호화 불가능한 해시(argon2id)로만 저장됩니다.</w:t>
-      </w:r>
-    </w:p>
-    <w:p>
-      <w:pPr>
-        <w:pStyle w:val="Heading2"/>
-      </w:pPr>
-      <w:r>
-        <w:t xml:space="preserve">13.2 API 자격증명 변경</w:t>
-      </w:r>
-    </w:p>
-    <w:p>
-      <w:pPr>
-        <w:spacing w:after="120" w:line="312"/>
-      </w:pPr>
-      <w:r>
-        <w:t xml:space="preserve">OpenRouter Key · KIS App Key/Secret · 한국투자증권 계좌번호 · Base URL을 바꿀 수 있습니다. 바꾸려는 칸만 채우면 되고(빈 칸은 기존 값 유지), 입력한 KIS·OpenRouter 값은 실제 호출로 유효성을 다시 검증합니다. 지금 봇을 돌리고 있는 활성 계정이라면 변경 즉시 런타임에 반영됩니다.</w:t>
-      </w:r>
-    </w:p>
-    <w:p>
-      <w:pPr>
-        <w:pBdr>
-          <w:left w:val="single" w:color="E0A300" w:sz="18" w:space="8"/>
-        </w:pBdr>
-        <w:shd w:fill="FFF6E0" w:val="clear"/>
-        <w:spacing w:after="160" w:before="80" w:line="300"/>
-      </w:pPr>
-      <w:r>
-        <w:rPr>
-          <w:b/>
-          <w:bCs/>
-        </w:rPr>
-        <w:t xml:space="preserve">주의  </w:t>
-      </w:r>
-      <w:r>
-        <w:t xml:space="preserve">복구(아이디·비번 찾기)는 ‘계좌번호 + App Secret’으로 본인을 확인합니다. 이 두 값을 바꾸면 이후 복구 시 새 값으로 입력해야 합니다.</w:t>
-      </w:r>
-    </w:p>
-    <w:p>
-      <w:pPr>
-        <w:pStyle w:val="Heading2"/>
-      </w:pPr>
-      <w:r>
-        <w:t xml:space="preserve">13.3 상시 지시사항</w:t>
-      </w:r>
-    </w:p>
-    <w:p>
-      <w:pPr>
-        <w:spacing w:after="120" w:line="312"/>
-      </w:pPr>
-      <w:r>
-        <w:t xml:space="preserve">내 계정에만 적용되는 운용 원칙을 영구적으로 등록해 둘 수 있습니다(예: 매크로 붕괴 대비 방어 자산 우선 등). 운용전략실장이 매 분석 사이클마다 참고합니다. 추가/삭제가 자유로우며, 한 번 삭제한 지시는 서버를 재시작해도 다시 살아나지 않습니다(영구 삭제 보장).</w:t>
-      </w:r>
-    </w:p>
-    <w:p>
-      <w:pPr>
-        <w:pBdr>
-          <w:left w:val="single" w:color="E0A300" w:sz="18" w:space="8"/>
-        </w:pBdr>
-        <w:shd w:fill="FFF6E0" w:val="clear"/>
-        <w:spacing w:after="160" w:before="80" w:line="300"/>
-      </w:pPr>
-      <w:r>
-        <w:rPr>
-          <w:b/>
-          <w:bCs/>
-        </w:rPr>
-        <w:t xml:space="preserve">안전  </w:t>
-      </w:r>
-      <w:r>
-        <w:t xml:space="preserve">상시 지시는 AI의 ‘참고 지침’으로만 들어가며, 주문을 막는 결정론적 안전 게이트(리스크 한도)는 절대 우회하지 못합니다. 어떤 지시도 위험 한도를 무력화할 수 없습니다.</w:t>
-      </w:r>
-    </w:p>
-    <w:p>
-      <w:pPr>
-        <w:pStyle w:val="Heading2"/>
-      </w:pPr>
-      <w:r>
-        <w:t xml:space="preserve">13.4 회원 탈퇴</w:t>
-      </w:r>
-    </w:p>
-    <w:p>
-      <w:pPr>
-        <w:spacing w:after="120" w:line="312"/>
-      </w:pPr>
-      <w:r>
-        <w:t xml:space="preserve">‘회원 탈퇴’를 누르고 비밀번호를 한 번 더 입력하면 계정·세션·저장된 API 자격증명·상시 지시가 모두 영구 삭제됩니다. 되돌릴 수 없습니다. (단, 시스템에 ADMIN이 한 명뿐인 경우를 막기 위해 ADMIN 계정은 탈퇴할 수 없습니다.)</w:t>
-      </w:r>
-    </w:p>
-    <w:p>
-      <w:pPr>
-        <w:pStyle w:val="Heading2"/>
-      </w:pPr>
-      <w:r>
-        <w:t xml:space="preserve">13.5 회원 관리 (관리자 전용)</w:t>
-      </w:r>
-    </w:p>
-    <w:p>
-      <w:pPr>
-        <w:spacing w:after="120" w:line="312"/>
-      </w:pPr>
-      <w:r>
-        <w:t xml:space="preserve">ADMIN 계정으로 로그인한 경우에만 프로필 창에 ‘회원 관리’ 항목이 보입니다. 전체 회원의 아이디·관리자 여부·모의/실거래 모드를 ‘읽기 전용’으로 확인하고, 필요 시 일반 회원을 완전히 삭제할 수 있습니다. 본인 계정과 다른 ADMIN 계정은 안전을 위해 삭제할 수 없습니다.</w:t>
-      </w:r>
-    </w:p>
-    <w:p>
-      <w:pPr>
-        <w:pStyle w:val="Heading2"/>
-      </w:pPr>
-      <w:r>
-        <w:t xml:space="preserve">13.6 보안</w:t>
+        <w:t xml:space="preserve">사이클 완료 — 분석 사이클이 끝났을 때</w:t>
       </w:r>
     </w:p>
     <w:p>
@@ -5714,7 +6416,282 @@
         <w:spacing w:after="80" w:line="300"/>
       </w:pPr>
       <w:r>
-        <w:t xml:space="preserve">세션 토큰은 7일 유효하며 서버 재시작 후에도 계정·세션이 유지됩니다.</w:t>
+        <w:t xml:space="preserve">장 마감 — 한국·미국 장이 마감될 때 (당일·누적 수익률 함께 표시)</w:t>
+      </w:r>
+    </w:p>
+    <w:p>
+      <w:pPr>
+        <w:spacing w:after="120" w:line="312"/>
+      </w:pPr>
+      <w:r>
+        <w:t xml:space="preserve">이 4가지는 ‘프로필 → 모바일 알림 설정’에서 각각 켜고 끌 수 있습니다(계정별). 끈 종류는 휴대폰 알림으로 오지 않으며, 웹 대시보드 통신 로그에는 설정과 무관하게 모두 표시됩니다. 홈 화면 위젯에는 보유 종목·총평가·수익률이 표시되고, 외부 링크(예: 💵 배지)는 기기 기본 브라우저로 열립니다.</w:t>
+      </w:r>
+    </w:p>
+    <w:p>
+      <w:pPr>
+        <w:pBdr>
+          <w:left w:val="single" w:color="E0A300" w:sz="18" w:space="8"/>
+        </w:pBdr>
+        <w:shd w:fill="FFF6E0" w:val="clear"/>
+        <w:spacing w:after="160" w:before="80" w:line="300"/>
+      </w:pPr>
+      <w:r>
+        <w:rPr>
+          <w:b/>
+          <w:bCs/>
+        </w:rPr>
+        <w:t xml:space="preserve">자동 반영 vs 재설치  </w:t>
+      </w:r>
+      <w:r>
+        <w:t xml:space="preserve">화면·기능 수정은 앱을 다시 설치하지 않아도 즉시 반영됩니다. 알림·위젯 같은 네이티브 기능 자체를 바꾼 경우에만 새 APK 설치가 필요합니다.</w:t>
+      </w:r>
+    </w:p>
+    <w:p>
+      <w:pPr>
+        <w:pStyle w:val="Heading1"/>
+      </w:pPr>
+      <w:r>
+        <w:t xml:space="preserve">15. 내 계정 관리</w:t>
+      </w:r>
+    </w:p>
+    <w:p>
+      <w:pPr>
+        <w:spacing w:after="120" w:line="312"/>
+      </w:pPr>
+      <w:r>
+        <w:t xml:space="preserve">상단바의 👤 버튼을 누르면 내 계정 설정 창이 열립니다. 각 항목은 제목을 누르면 펼쳐지는 아코디언입니다. 모든 변경은 보안 감사 기록에 남습니다. 창 하단에 ‘로그아웃’과 ‘회원 탈퇴’ 버튼이 있습니다.</w:t>
+      </w:r>
+    </w:p>
+    <w:p>
+      <w:pPr>
+        <w:pStyle w:val="Heading2"/>
+      </w:pPr>
+      <w:r>
+        <w:t xml:space="preserve">15.1 비밀번호 변경</w:t>
+      </w:r>
+    </w:p>
+    <w:p>
+      <w:pPr>
+        <w:spacing w:after="120" w:line="312"/>
+      </w:pPr>
+      <w:r>
+        <w:t xml:space="preserve">현재 비밀번호를 확인한 뒤 새 비밀번호(10자 이상 + 특수문자 1개 이상)로 바꿉니다.</w:t>
+      </w:r>
+    </w:p>
+    <w:p>
+      <w:pPr>
+        <w:pStyle w:val="Heading2"/>
+      </w:pPr>
+      <w:r>
+        <w:t xml:space="preserve">15.2 정보 변경 (API 자격증명)</w:t>
+      </w:r>
+    </w:p>
+    <w:p>
+      <w:pPr>
+        <w:spacing w:after="120" w:line="312"/>
+      </w:pPr>
+      <w:r>
+        <w:t xml:space="preserve">OpenRouter Key · KIS App Key/Secret · 계좌번호 · Base URL을 바꿀 수 있습니다. 바꾸려는 칸만 채우면 되고(빈 칸은 기존 값 유지), 입력한 KIS·OpenRouter 값은 실제 호출로 유효성을 재검증합니다. 활성 계정이면 변경 즉시 런타임에 반영됩니다.</w:t>
+      </w:r>
+    </w:p>
+    <w:p>
+      <w:pPr>
+        <w:pBdr>
+          <w:left w:val="single" w:color="E0A300" w:sz="18" w:space="8"/>
+        </w:pBdr>
+        <w:shd w:fill="FFF6E0" w:val="clear"/>
+        <w:spacing w:after="160" w:before="80" w:line="300"/>
+      </w:pPr>
+      <w:r>
+        <w:rPr>
+          <w:b/>
+          <w:bCs/>
+        </w:rPr>
+        <w:t xml:space="preserve">주의  </w:t>
+      </w:r>
+      <w:r>
+        <w:t xml:space="preserve">계정 복구는 ‘계좌번호 + App Secret’으로 본인을 확인합니다. 이 두 값을 바꾸면 이후 복구 시 새 값을 입력해야 합니다.</w:t>
+      </w:r>
+    </w:p>
+    <w:p>
+      <w:pPr>
+        <w:pStyle w:val="Heading2"/>
+      </w:pPr>
+      <w:r>
+        <w:t xml:space="preserve">15.3 지시사항 관리 (상시 지시)</w:t>
+      </w:r>
+    </w:p>
+    <w:p>
+      <w:pPr>
+        <w:spacing w:after="120" w:line="312"/>
+      </w:pPr>
+      <w:r>
+        <w:t xml:space="preserve">내 계정에만 적용되는 운용 원칙을 영구 등록할 수 있습니다(예: 방어 자산 우선 등). 운용전략실장이 매 사이클 참고합니다. 추가/삭제가 자유로우며, 삭제한 지시는 서버를 재시작해도 다시 살아나지 않습니다.</w:t>
+      </w:r>
+    </w:p>
+    <w:p>
+      <w:pPr>
+        <w:pBdr>
+          <w:left w:val="single" w:color="E0A300" w:sz="18" w:space="8"/>
+        </w:pBdr>
+        <w:shd w:fill="FFF6E0" w:val="clear"/>
+        <w:spacing w:after="160" w:before="80" w:line="300"/>
+      </w:pPr>
+      <w:r>
+        <w:rPr>
+          <w:b/>
+          <w:bCs/>
+        </w:rPr>
+        <w:t xml:space="preserve">안전  </w:t>
+      </w:r>
+      <w:r>
+        <w:t xml:space="preserve">상시 지시는 AI의 ‘참고 지침’으로만 들어가며, 주문을 막는 결정론적 리스크 한도는 절대 우회하지 못합니다.</w:t>
+      </w:r>
+    </w:p>
+    <w:p>
+      <w:pPr>
+        <w:pStyle w:val="Heading2"/>
+      </w:pPr>
+      <w:r>
+        <w:t xml:space="preserve">15.4 API 비용 표시</w:t>
+      </w:r>
+    </w:p>
+    <w:p>
+      <w:pPr>
+        <w:spacing w:after="120" w:line="312"/>
+      </w:pPr>
+      <w:r>
+        <w:t xml:space="preserve">우상단 💵 배지의 합산 단위를 시간당 / 일별 / 월별 / 총 누적 중에서 고릅니다(이 프로필에만 적용).</w:t>
+      </w:r>
+    </w:p>
+    <w:p>
+      <w:pPr>
+        <w:pStyle w:val="Heading2"/>
+      </w:pPr>
+      <w:r>
+        <w:t xml:space="preserve">15.5 모바일 알림 설정</w:t>
+      </w:r>
+    </w:p>
+    <w:p>
+      <w:pPr>
+        <w:spacing w:after="120" w:line="312"/>
+      </w:pPr>
+      <w:r>
+        <w:t xml:space="preserve">휴대폰으로 받을 푸시 4종(체결 신청 / 체결 완료 / 사이클 완료 / 장 마감)을 각각 켜고 끕니다(계정별). 자세한 종류는 14.2를 참고하세요.</w:t>
+      </w:r>
+    </w:p>
+    <w:p>
+      <w:pPr>
+        <w:pStyle w:val="Heading2"/>
+      </w:pPr>
+      <w:r>
+        <w:t xml:space="preserve">15.6 피드백 · 버그 제보</w:t>
+      </w:r>
+    </w:p>
+    <w:p>
+      <w:pPr>
+        <w:spacing w:after="120" w:line="312"/>
+      </w:pPr>
+      <w:r>
+        <w:t xml:space="preserve">‘피드백/버그 제보’에서 버그·건의사항을 운영자(사장님)에게 직접 보낼 수 있습니다. 운영자가 확인 후 답글을 달면 같은 화면에서 볼 수 있습니다.</w:t>
+      </w:r>
+    </w:p>
+    <w:p>
+      <w:pPr>
+        <w:pStyle w:val="ListParagraph"/>
+        <w:numPr>
+          <w:ilvl w:val="0"/>
+          <w:numId w:val="3"/>
+        </w:numPr>
+        <w:spacing w:after="80" w:line="300"/>
+      </w:pPr>
+      <w:r>
+        <w:t xml:space="preserve">종류를 고릅니다 — 🐞 버그 제보 / ✨ 기능 요청 / 💬 건의·기타.</w:t>
+      </w:r>
+    </w:p>
+    <w:p>
+      <w:pPr>
+        <w:pStyle w:val="ListParagraph"/>
+        <w:numPr>
+          <w:ilvl w:val="0"/>
+          <w:numId w:val="3"/>
+        </w:numPr>
+        <w:spacing w:after="80" w:line="300"/>
+      </w:pPr>
+      <w:r>
+        <w:t xml:space="preserve">제목과 상세 내용을 적고 ‘제출’을 누릅니다.</w:t>
+      </w:r>
+    </w:p>
+    <w:p>
+      <w:pPr>
+        <w:pStyle w:val="ListParagraph"/>
+        <w:numPr>
+          <w:ilvl w:val="0"/>
+          <w:numId w:val="3"/>
+        </w:numPr>
+        <w:spacing w:after="80" w:line="300"/>
+      </w:pPr>
+      <w:r>
+        <w:t xml:space="preserve">제출 내역은 아래 목록에 쌓이고, 답글이 달리면 그 자리에 함께 표시됩니다(상태: 대기중 → 답변됨).</w:t>
+      </w:r>
+    </w:p>
+    <w:p>
+      <w:pPr>
+        <w:spacing w:after="120" w:line="312"/>
+      </w:pPr>
+      <w:r>
+        <w:t xml:space="preserve">새 답글이 오면 👤 버튼과 이 섹션 제목 옆에 빨간 점/배지가 나타납니다. 화면을 열어 답글을 확인하면 배지는 사라집니다. 내가 보낸 제보는 나만 볼 수 있습니다(운영자는 전체를 봅니다).</w:t>
+      </w:r>
+    </w:p>
+    <w:p>
+      <w:pPr>
+        <w:pStyle w:val="Heading2"/>
+      </w:pPr>
+      <w:r>
+        <w:t xml:space="preserve">15.7 로그아웃 / 회원 탈퇴</w:t>
+      </w:r>
+    </w:p>
+    <w:p>
+      <w:pPr>
+        <w:spacing w:after="120" w:line="312"/>
+      </w:pPr>
+      <w:r>
+        <w:t xml:space="preserve">창 하단 ‘로그아웃’으로 세션을 종료합니다. ‘회원 탈퇴’를 누르고 비밀번호를 다시 입력하면 계정·세션·저장된 API 자격증명·상시 지시가 모두 영구 삭제됩니다(되돌릴 수 없음). 시스템에 ADMIN이 한 명뿐인 상황을 막기 위해 ADMIN 계정은 탈퇴할 수 없습니다.</w:t>
+      </w:r>
+    </w:p>
+    <w:p>
+      <w:pPr>
+        <w:pBdr>
+          <w:left w:val="single" w:color="E0A300" w:sz="18" w:space="8"/>
+        </w:pBdr>
+        <w:shd w:fill="FFF6E0" w:val="clear"/>
+        <w:spacing w:after="160" w:before="80" w:line="300"/>
+      </w:pPr>
+      <w:r>
+        <w:rPr>
+          <w:b/>
+          <w:bCs/>
+        </w:rPr>
+        <w:t xml:space="preserve">보안  </w:t>
+      </w:r>
+      <w:r>
+        <w:t xml:space="preserve">세션 토큰은 7일 유효하며 서버 재시작 후에도 유지됩니다. 세션 쿠키는 HttpOnly+Secure+SameSite로 보호되고, API 비밀키는 서버에 암호화 저장되어 단말로 내려오지 않습니다. 공용 기기에서는 사용 후 반드시 로그아웃하세요.</w:t>
+      </w:r>
+    </w:p>
+    <w:p>
+      <w:pPr>
+        <w:pStyle w:val="Heading1"/>
+      </w:pPr>
+      <w:r>
+        <w:t xml:space="preserve">16. 관리자(ADMIN) 기능</w:t>
+      </w:r>
+    </w:p>
+    <w:p>
+      <w:pPr>
+        <w:spacing w:after="120" w:line="312"/>
+      </w:pPr>
+      <w:r>
+        <w:t xml:space="preserve">ADMIN 계정으로 로그인하면 상단에 🛡️ ADMIN 탭이 추가로 보입니다. 일반 사용자에게는 보이지 않습니다.</w:t>
       </w:r>
     </w:p>
     <w:p>
@@ -5727,7 +6704,7 @@
         <w:spacing w:after="80" w:line="300"/>
       </w:pPr>
       <w:r>
-        <w:t xml:space="preserve">세션 쿠키는 HttpOnly + Secure + SameSite=Lax로 보호됩니다.</w:t>
+        <w:t xml:space="preserve">전역 설정 — 에이전트·뉴스 크롤러 모델(역할명별 입력), 뉴스 크롤 주기(초)를 바꿉니다. 모델 변경은 다음 재시작에 반영, 크롤 주기는 즉시 반영됩니다. 빈칸이면 기본값을 씁니다.</w:t>
       </w:r>
     </w:p>
     <w:p>
@@ -5740,7 +6717,7 @@
         <w:spacing w:after="80" w:line="300"/>
       </w:pPr>
       <w:r>
-        <w:t xml:space="preserve">API 비밀키는 서버에 암호화 저장되며 단말로 내려오지 않습니다.</w:t>
+        <w:t xml:space="preserve">회원 관리 — 전체 회원 목록과 ADMIN 권한 부여/해제. 프로필 창의 ‘회원 관리’에서는 일반 회원 삭제도 가능합니다(본인·다른 ADMIN은 삭제 불가).</w:t>
       </w:r>
     </w:p>
     <w:p>
@@ -5753,20 +6730,7 @@
         <w:spacing w:after="80" w:line="300"/>
       </w:pPr>
       <w:r>
-        <w:t xml:space="preserve">로그인·등록·복구 시도에는 횟수 제한과 감사 기록이 적용됩니다.</w:t>
-      </w:r>
-    </w:p>
-    <w:p>
-      <w:pPr>
-        <w:pStyle w:val="ListParagraph"/>
-        <w:numPr>
-          <w:ilvl w:val="0"/>
-          <w:numId w:val="2"/>
-        </w:numPr>
-        <w:spacing w:after="80" w:line="300"/>
-      </w:pPr>
-      <w:r>
-        <w:t xml:space="preserve">공용 기기에서는 사용 후 반드시 🚪 로그아웃 하세요.</w:t>
+        <w:t xml:space="preserve">피드백/버그 제보 — 전체 사용자의 제보를 모아 보고 답글을 작성합니다. 새 제보가 들어오면 ADMIN 탭에 빨간 점이 표시되고, 답글을 달면 해당 사용자에게 알림이 갑니다.</w:t>
       </w:r>
     </w:p>
     <w:p>
@@ -5774,7 +6738,7 @@
         <w:pStyle w:val="Heading1"/>
       </w:pPr>
       <w:r>
-        <w:t xml:space="preserve">14. 자주 묻는 질문 (FAQ)</w:t>
+        <w:t xml:space="preserve">17. 자주 묻는 질문 (FAQ)</w:t>
       </w:r>
     </w:p>
     <w:p>
@@ -5794,7 +6758,7 @@
         <w:spacing w:after="120" w:line="300"/>
       </w:pPr>
       <w:r>
-        <w:t xml:space="preserve">A. 장이 열려 있어야 거래합니다(세션표 5장 참고). 장외에는 뉴스만 수집합니다. 또한 전략의 위험 한도(예: 평가손익 마이너스)로 신규 매수가 차단됐을 수 있습니다.</w:t>
+        <w:t xml:space="preserve">A. 장이 열려 있어야 거래합니다(세션표 5장). 장외에는 뉴스만 수집합니다. 또한 전략의 위험 한도(예: 평가손익이 신규매수 차단선 아래)나 예수금 부족(5,000원 미만)으로 매수가 막혔을 수 있습니다.</w:t>
       </w:r>
     </w:p>
     <w:p>
@@ -5806,7 +6770,7 @@
           <w:b/>
           <w:bCs/>
         </w:rPr>
-        <w:t xml:space="preserve">Q. 수익률 차트 위 요약 문구가 사라졌어요.</w:t>
+        <w:t xml:space="preserve">Q. 주말·공휴일인데 거래를 안 해요.</w:t>
       </w:r>
     </w:p>
     <w:p>
@@ -5814,7 +6778,87 @@
         <w:spacing w:after="120" w:line="300"/>
       </w:pPr>
       <w:r>
-        <w:t xml:space="preserve">A. 정상입니다. 2026-05-18 피드백으로 한 줄 요약은 제거되었습니다. 추세는 차트와 금액 눈금으로 확인하세요.</w:t>
+        <w:t xml:space="preserve">A. 정상입니다. 주말은 자동 휴장이고, 평일에도 개장 5분 후 실시세로 휴장 여부를 확인해 휴장일이면 사이클을 건너뜁니다(5장).</w:t>
+      </w:r>
+    </w:p>
+    <w:p>
+      <w:pPr>
+        <w:spacing w:after="40" w:before="100" w:line="300"/>
+      </w:pPr>
+      <w:r>
+        <w:rPr>
+          <w:b/>
+          <w:bCs/>
+        </w:rPr>
+        <w:t xml:space="preserve">Q. 장 시간이 아닌데 수익률이 계속 바뀌나요?</w:t>
+      </w:r>
+    </w:p>
+    <w:p>
+      <w:pPr>
+        <w:spacing w:after="120" w:line="300"/>
+      </w:pPr>
+      <w:r>
+        <w:t xml:space="preserve">A. 아닙니다. 장 운영시간이 아니면 평가금액 포인트를 기록하지 않고 수익률 탭도 자동 갱신을 멈춰, 마지막 장중 값으로 동결됩니다(7.2).</w:t>
+      </w:r>
+    </w:p>
+    <w:p>
+      <w:pPr>
+        <w:spacing w:after="40" w:before="100" w:line="300"/>
+      </w:pPr>
+      <w:r>
+        <w:rPr>
+          <w:b/>
+          <w:bCs/>
+        </w:rPr>
+        <w:t xml:space="preserve">Q. 거래 내역을 비우면 승률이 사라지나요?</w:t>
+      </w:r>
+    </w:p>
+    <w:p>
+      <w:pPr>
+        <w:spacing w:after="120" w:line="300"/>
+      </w:pPr>
+      <w:r>
+        <w:t xml:space="preserve">A. 아니요. 거래 내역을 비워도 승률·통계는 따로 적립되어 유지되고, 누적수익 곡선도 별도 보존됩니다(8.2).</w:t>
+      </w:r>
+    </w:p>
+    <w:p>
+      <w:pPr>
+        <w:spacing w:after="40" w:before="100" w:line="300"/>
+      </w:pPr>
+      <w:r>
+        <w:rPr>
+          <w:b/>
+          <w:bCs/>
+        </w:rPr>
+        <w:t xml:space="preserve">Q. 수익률 차트가 평가금액이 아니라 이상해요.</w:t>
+      </w:r>
+    </w:p>
+    <w:p>
+      <w:pPr>
+        <w:spacing w:after="120" w:line="300"/>
+      </w:pPr>
+      <w:r>
+        <w:t xml:space="preserve">A. 차트는 ‘평가금액’이 아니라 시작점을 0원으로 둔 누적수익(원)입니다(7.2). 잔고 절대값은 보유종목 탭에서 보세요.</w:t>
+      </w:r>
+    </w:p>
+    <w:p>
+      <w:pPr>
+        <w:spacing w:after="40" w:before="100" w:line="300"/>
+      </w:pPr>
+      <w:r>
+        <w:rPr>
+          <w:b/>
+          <w:bCs/>
+        </w:rPr>
+        <w:t xml:space="preserve">Q. DART 키는 어디에 넣나요?</w:t>
+      </w:r>
+    </w:p>
+    <w:p>
+      <w:pPr>
+        <w:spacing w:after="120" w:line="300"/>
+      </w:pPr>
+      <w:r>
+        <w:t xml:space="preserve">A. 넣지 않습니다. 공시·재무 재심은 시스템이 자체 키로 자동 수행합니다.</w:t>
       </w:r>
     </w:p>
     <w:p>
@@ -5846,7 +6890,7 @@
           <w:b/>
           <w:bCs/>
         </w:rPr>
-        <w:t xml:space="preserve">Q. 서버를 고쳤는데 모바일에 반영이 안 돼요.</w:t>
+        <w:t xml:space="preserve">Q. AI 분석이 갑자기 멈췄어요.</w:t>
       </w:r>
     </w:p>
     <w:p>
@@ -5854,7 +6898,7 @@
         <w:spacing w:after="120" w:line="300"/>
       </w:pPr>
       <w:r>
-        <w:t xml:space="preserve">A. 앱은 서버 화면을 그대로 띄우므로 보통 앱을 다시 열면 반영됩니다. 그래도 안 보이면 앱을 완전히 종료 후 재실행하세요(캐시 갱신).</w:t>
+        <w:t xml:space="preserve">A. OpenRouter 크레딧 소진 가능성이 큽니다. 💵 배지를 눌러 잔액을 확인·충전하세요.</w:t>
       </w:r>
     </w:p>
     <w:p>
@@ -5866,7 +6910,7 @@
           <w:b/>
           <w:bCs/>
         </w:rPr>
-        <w:t xml:space="preserve">Q. AI 분석이 갑자기 멈췄어요.</w:t>
+        <w:t xml:space="preserve">Q. 버그를 발견했거나 건의할 게 있어요.</w:t>
       </w:r>
     </w:p>
     <w:p>
@@ -5874,7 +6918,47 @@
         <w:spacing w:after="120" w:line="300"/>
       </w:pPr>
       <w:r>
-        <w:t xml:space="preserve">A. OpenRouter 크레딧 소진 가능성이 큽니다. 💵 배지를 눌러 잔액을 확인·충전하세요.</w:t>
+        <w:t xml:space="preserve">A. 프로필 창의 ‘피드백/버그 제보’에서 종류를 골라 보내면 운영자가 확인 후 답글을 답니다. 답글이 오면 👤 버튼에 빨간 점이 뜹니다(15.6).</w:t>
+      </w:r>
+    </w:p>
+    <w:p>
+      <w:pPr>
+        <w:spacing w:after="40" w:before="100" w:line="300"/>
+      </w:pPr>
+      <w:r>
+        <w:rPr>
+          <w:b/>
+          <w:bCs/>
+        </w:rPr>
+        <w:t xml:space="preserve">Q. 아이디나 비밀번호를 잊었어요.</w:t>
+      </w:r>
+    </w:p>
+    <w:p>
+      <w:pPr>
+        <w:spacing w:after="120" w:line="300"/>
+      </w:pPr>
+      <w:r>
+        <w:t xml:space="preserve">A. 로그인 화면의 ‘아이디/비밀번호를 잊으셨나요?’를 쓰세요. 가입 때 입력한 계좌번호 + App Secret으로 본인을 확인합니다(3.3). 이메일·문자 인증은 없으니 이 두 값을 꼭 보관하세요.</w:t>
+      </w:r>
+    </w:p>
+    <w:p>
+      <w:pPr>
+        <w:spacing w:after="40" w:before="100" w:line="300"/>
+      </w:pPr>
+      <w:r>
+        <w:rPr>
+          <w:b/>
+          <w:bCs/>
+        </w:rPr>
+        <w:t xml:space="preserve">Q. @운용지원실장에게 설정을 바꿔달라고 했는데 안 바뀌어요.</w:t>
+      </w:r>
+    </w:p>
+    <w:p>
+      <w:pPr>
+        <w:spacing w:after="120" w:line="300"/>
+      </w:pPr>
+      <w:r>
+        <w:t xml:space="preserve">A. 운용지원실장은 코드·설정을 직접 바꾸지 않고 ‘진단·제안’만 합니다. 전략 값은 10장 ‘전략 커스터마이즈’에서 직접 적용하세요.</w:t>
       </w:r>
     </w:p>
     <w:p>
@@ -5899,50 +6983,10 @@
     </w:p>
     <w:p>
       <w:pPr>
-        <w:spacing w:after="40" w:before="100" w:line="300"/>
-      </w:pPr>
-      <w:r>
-        <w:rPr>
-          <w:b/>
-          <w:bCs/>
-        </w:rPr>
-        <w:t xml:space="preserve">Q. 아이디나 비밀번호를 잊었어요.</w:t>
-      </w:r>
-    </w:p>
-    <w:p>
-      <w:pPr>
-        <w:spacing w:after="120" w:line="300"/>
-      </w:pPr>
-      <w:r>
-        <w:t xml:space="preserve">A. 로그인 화면의 ‘아이디 찾기 / 비밀번호 찾기’를 쓰세요. 가입 때 입력한 한국투자증권 계좌번호 + KIS App Secret으로 본인을 확인합니다(3.4 참고). 이메일·문자 인증은 없으니 이 두 값을 꼭 보관하세요.</w:t>
-      </w:r>
-    </w:p>
-    <w:p>
-      <w:pPr>
-        <w:spacing w:after="40" w:before="100" w:line="300"/>
-      </w:pPr>
-      <w:r>
-        <w:rPr>
-          <w:b/>
-          <w:bCs/>
-        </w:rPr>
-        <w:t xml:space="preserve">Q. @운용지원실장에게 설정을 바꿔달라고 했는데 안 바뀌어요.</w:t>
-      </w:r>
-    </w:p>
-    <w:p>
-      <w:pPr>
-        <w:spacing w:after="120" w:line="300"/>
-      </w:pPr>
-      <w:r>
-        <w:t xml:space="preserve">A. 2026-05-20부터 운용지원실장은 코드·설정을 직접 바꾸지 않고 ‘진단·제안’만 합니다. 전략 값은 9장 ‘전략 커스터마이즈’에서 직접 적용하세요.</w:t>
-      </w:r>
-    </w:p>
-    <w:p>
-      <w:pPr>
         <w:pStyle w:val="Heading1"/>
       </w:pPr>
       <w:r>
-        <w:t xml:space="preserve">15. 문제 해결</w:t>
+        <w:t xml:space="preserve">18. 문제 해결</w:t>
       </w:r>
     </w:p>
     <w:tbl>
@@ -6091,7 +7135,7 @@
                 <w:sz w:val="19"/>
                 <w:szCs w:val="19"/>
               </w:rPr>
-              <w:t xml:space="preserve">아이디/비밀번호 확인(비번은 10자 이상 + 특수문자 1개). 잊었다면 ‘아이디·비밀번호 찾기’(계좌번호+App Secret)로 복구(3.4).</w:t>
+              <w:t xml:space="preserve">아이디/비밀번호 확인(비번은 10자 이상 + 특수문자 1개). 잊었다면 ‘아이디/비밀번호 찾기’(계좌번호+App Secret)로 복구(3.3).</w:t>
             </w:r>
           </w:p>
         </w:tc>
@@ -6157,7 +7201,7 @@
                 <w:sz w:val="19"/>
                 <w:szCs w:val="19"/>
               </w:rPr>
-              <w:t xml:space="preserve">🔄 새로고침 클릭. KIS 키/계좌번호·Base URL이 정확한지 확인.</w:t>
+              <w:t xml:space="preserve">🔄 새로고침 클릭. KIS 키/계좌번호·거래 환경(실전/모의)이 정확한지 확인.</w:t>
             </w:r>
           </w:p>
         </w:tc>
@@ -6190,7 +7234,7 @@
                 <w:sz w:val="19"/>
                 <w:szCs w:val="19"/>
               </w:rPr>
-              <w:t xml:space="preserve">실행 버튼이 회색</w:t>
+              <w:t xml:space="preserve">주문이 계속 실패</w:t>
             </w:r>
           </w:p>
         </w:tc>
@@ -6221,7 +7265,7 @@
                 <w:sz w:val="19"/>
                 <w:szCs w:val="19"/>
               </w:rPr>
-              <w:t xml:space="preserve">재접속 후 잠시 대기하면 서버 상태와 동기화됩니다. 안 되면 새로고침.</w:t>
+              <w:t xml:space="preserve">거래 환경(실전/모의)과 키 종류가 일치하는지 확인. 모의 키에 실전 환경을 고르면 주문이 실패합니다(2.2).</w:t>
             </w:r>
           </w:p>
         </w:tc>
@@ -6287,7 +7331,7 @@
                 <w:sz w:val="19"/>
                 <w:szCs w:val="19"/>
               </w:rPr>
-              <w:t xml:space="preserve">아직 체결이 없거나 🗑️ 비우기로 초기화된 상태입니다.</w:t>
+              <w:t xml:space="preserve">아직 체결이 없거나 🗑️ 비우기로 초기화된 상태입니다(승률·곡선은 유지).</w:t>
             </w:r>
           </w:p>
         </w:tc>
@@ -6362,23 +7406,7 @@
         <w:pStyle w:val="Heading1"/>
       </w:pPr>
       <w:r>
-        <w:t xml:space="preserve">16. 운영 안전·점검 (신규)</w:t>
-      </w:r>
-    </w:p>
-    <w:p>
-      <w:pPr>
-        <w:spacing w:after="120" w:line="312"/>
-      </w:pPr>
-      <w:r>
-        <w:t xml:space="preserve">실거래 시스템이라 '잘못된 주문을 막는 것'이 최우선입니다. 다음 안전장치가 추가되었습니다.</w:t>
-      </w:r>
-    </w:p>
-    <w:p>
-      <w:pPr>
-        <w:pStyle w:val="Heading2"/>
-      </w:pPr>
-      <w:r>
-        <w:t xml:space="preserve">16.1 자동 점검 (배포·설정 변경 전 권장)</w:t>
+        <w:t xml:space="preserve">19. 안전 유의사항 / 면책</w:t>
       </w:r>
     </w:p>
     <w:p>
@@ -6391,7 +7419,7 @@
         <w:spacing w:after="80" w:line="300"/>
       </w:pPr>
       <w:r>
-        <w:t xml:space="preserve">터미널에서 python3.11 -m pytest 를 실행하면 주문 검증·사이징·파서 등 '돈이 걸린 결정론 코드'를 2초 안에 56개 케이스로 자가 점검합니다.</w:t>
+        <w:t xml:space="preserve">ArQuant는 실제 자금으로 실거래를 수행합니다(기본 LIVE 모드). 손실 가능성이 있으며 모든 투자 책임은 사용자에게 있습니다.</w:t>
       </w:r>
     </w:p>
     <w:p>
@@ -6404,7 +7432,7 @@
         <w:spacing w:after="80" w:line="300"/>
       </w:pPr>
       <w:r>
-        <w:t xml:space="preserve">특히 한국 주식(원)과 미국 주식(달러) 금액이 섞이지 않는지, 단일 종목 비중·예수금·사이클 예산 한도가 지켜지는지 자동 검증합니다.</w:t>
+        <w:t xml:space="preserve">처음에는 모의투자 또는 방어형/보수형 프리셋과 작은 예산 비율로 시작해 동작을 충분히 관찰하세요.</w:t>
       </w:r>
     </w:p>
     <w:p>
@@ -6417,15 +7445,7 @@
         <w:spacing w:after="80" w:line="300"/>
       </w:pPr>
       <w:r>
-        <w:t xml:space="preserve">전략 프리셋을 비교해 보려면 python3.11 -m backtest.report — 방어형~초공격형의 위험(최대낙폭)·회전율을 표로 보여줍니다(과거 데이터 기반 상대 비교).</w:t>
-      </w:r>
-    </w:p>
-    <w:p>
-      <w:pPr>
-        <w:pStyle w:val="Heading2"/>
-      </w:pPr>
-      <w:r>
-        <w:t xml:space="preserve">16.2 실패 알림 — 더 이상 조용히 멈추지 않습니다</w:t>
+        <w:t xml:space="preserve">AI 분석은 외부 모델·데이터에 의존하므로 오류·지연·중단이 발생할 수 있습니다.</w:t>
       </w:r>
     </w:p>
     <w:p>
@@ -6438,140 +7458,7 @@
         <w:spacing w:after="80" w:line="300"/>
       </w:pPr>
       <w:r>
-        <w:t xml:space="preserve">주문 실패·체결 재확인 실패·평가금액 기록 실패·감시 루프 중단 등은 이제 '운영자 알림'으로 표면화됩니다.</w:t>
-      </w:r>
-    </w:p>
-    <w:p>
-      <w:pPr>
-        <w:pStyle w:val="ListParagraph"/>
-        <w:numPr>
-          <w:ilvl w:val="0"/>
-          <w:numId w:val="2"/>
-        </w:numPr>
-        <w:spacing w:after="80" w:line="300"/>
-      </w:pPr>
-      <w:r>
-        <w:t xml:space="preserve">대시보드/모바일에 알림이 실시간으로 뜨고, GET /api/alerts 로도 최근 알림을 볼 수 있습니다.</w:t>
-      </w:r>
-    </w:p>
-    <w:p>
-      <w:pPr>
-        <w:pStyle w:val="ListParagraph"/>
-        <w:numPr>
-          <w:ilvl w:val="0"/>
-          <w:numId w:val="2"/>
-        </w:numPr>
-        <w:spacing w:after="80" w:line="300"/>
-      </w:pPr>
-      <w:r>
-        <w:t xml:space="preserve">같은 오류가 반복돼도 30분에 1번만 알려 알림 폭주를 막습니다. 알림이 떴다면 해당 항목을 우선 점검하세요.</w:t>
-      </w:r>
-    </w:p>
-    <w:p>
-      <w:pPr>
-        <w:pStyle w:val="ListParagraph"/>
-        <w:numPr>
-          <w:ilvl w:val="0"/>
-          <w:numId w:val="2"/>
-        </w:numPr>
-        <w:spacing w:after="80" w:line="300"/>
-      </w:pPr>
-      <w:r>
-        <w:t xml:space="preserve">사이클 소요시간·주문 성공/실패 추이는 GET /api/metrics 로 확인합니다.</w:t>
-      </w:r>
-    </w:p>
-    <w:p>
-      <w:pPr>
-        <w:pStyle w:val="Heading2"/>
-      </w:pPr>
-      <w:r>
-        <w:t xml:space="preserve">16.3 자가수정 안전장치</w:t>
-      </w:r>
-    </w:p>
-    <w:p>
-      <w:pPr>
-        <w:pStyle w:val="ListParagraph"/>
-        <w:numPr>
-          <w:ilvl w:val="0"/>
-          <w:numId w:val="2"/>
-        </w:numPr>
-        <w:spacing w:after="80" w:line="300"/>
-      </w:pPr>
-      <w:r>
-        <w:t xml:space="preserve">운용지원실장이 코드를 고치다 문법 오류가 나면, 그 변경 전체를 자동으로 원래대로 되돌리고 서버를 재시작하지 않습니다(과거엔 깨진 코드가 남아 다음 재기동 때 전체 중단될 수 있었습니다).</w:t>
-      </w:r>
-    </w:p>
-    <w:p>
-      <w:pPr>
-        <w:pStyle w:val="ListParagraph"/>
-        <w:numPr>
-          <w:ilvl w:val="0"/>
-          <w:numId w:val="2"/>
-        </w:numPr>
-        <w:spacing w:after="80" w:line="300"/>
-      </w:pPr>
-      <w:r>
-        <w:t xml:space="preserve">한 번에 너무 큰 코드 변경은 거부되어, 국소적인 안전한 수정만 적용됩니다. 롤백이 일어나면 CRITICAL 알림이 옵니다.</w:t>
-      </w:r>
-    </w:p>
-    <w:p>
-      <w:pPr>
-        <w:pStyle w:val="Heading1"/>
-      </w:pPr>
-      <w:r>
-        <w:t xml:space="preserve">17. 안전 유의사항 / 면책</w:t>
-      </w:r>
-    </w:p>
-    <w:p>
-      <w:pPr>
-        <w:pStyle w:val="ListParagraph"/>
-        <w:numPr>
-          <w:ilvl w:val="0"/>
-          <w:numId w:val="2"/>
-        </w:numPr>
-        <w:spacing w:after="80" w:line="300"/>
-      </w:pPr>
-      <w:r>
-        <w:t xml:space="preserve">ArQuant는 실제 자금으로 실거래를 수행합니다. 손실 가능성이 있으며 모든 투자 책임은 사용자에게 있습니다.</w:t>
-      </w:r>
-    </w:p>
-    <w:p>
-      <w:pPr>
-        <w:pStyle w:val="ListParagraph"/>
-        <w:numPr>
-          <w:ilvl w:val="0"/>
-          <w:numId w:val="2"/>
-        </w:numPr>
-        <w:spacing w:after="80" w:line="300"/>
-      </w:pPr>
-      <w:r>
-        <w:t xml:space="preserve">처음에는 방어형/보수형 프리셋과 작은 예산 비율로 시작해 동작을 충분히 관찰하세요.</w:t>
-      </w:r>
-    </w:p>
-    <w:p>
-      <w:pPr>
-        <w:pStyle w:val="ListParagraph"/>
-        <w:numPr>
-          <w:ilvl w:val="0"/>
-          <w:numId w:val="2"/>
-        </w:numPr>
-        <w:spacing w:after="80" w:line="300"/>
-      </w:pPr>
-      <w:r>
-        <w:t xml:space="preserve">AI 분석은 외부 모델·데이터에 의존하므로 오류·지연·중단이 발생할 수 있습니다.</w:t>
-      </w:r>
-    </w:p>
-    <w:p>
-      <w:pPr>
-        <w:pStyle w:val="ListParagraph"/>
-        <w:numPr>
-          <w:ilvl w:val="0"/>
-          <w:numId w:val="2"/>
-        </w:numPr>
-        <w:spacing w:after="80" w:line="300"/>
-      </w:pPr>
-      <w:r>
-        <w:t xml:space="preserve">API 키와 계좌 정보는 타인과 공유하지 마세요.</w:t>
+        <w:t xml:space="preserve">API 키와 계좌 정보(특히 App Secret)는 타인과 공유하지 마세요 — 계정 복구 열쇠이기도 합니다.</w:t>
       </w:r>
     </w:p>
     <w:p>
@@ -6579,7 +7466,7 @@
         <w:spacing w:after="120" w:line="312"/>
       </w:pPr>
       <w:r>
-        <w:t xml:space="preserve">본 문서는 프로젝트 README.md를 바탕으로 작성된 사용자용 안내서입니다. 기술적 세부 구현은 README.md를 참고하세요.</w:t>
+        <w:t xml:space="preserve">본 문서는 현재 시스템(웹 대시보드·트레이딩 엔진) 동작을 기준으로 작성된 사용자용 안내서입니다.</w:t>
       </w:r>
     </w:p>
     <w:sectPr>
